--- a/Kim12-2-3-Molekul-Geometrisi.docx
+++ b/Kim12-2-3-Molekul-Geometrisi.docx
@@ -289,7 +289,7 @@
           <w:rFonts w:ascii="Times New Roman" w:hAnsi="Times New Roman" w:cs="Times New Roman"/>
           <w:lang w:val="tr-TR"/>
         </w:rPr>
-        <w:t xml:space="preserve">Görsel B’de BeH</w:t>
+        <w:t xml:space="preserve">Aşağıdaki görselde BeH</w:t>
       </w:r>
       <w:r>
         <w:rPr>
@@ -423,18 +423,9 @@
       <w:r>
         <w:rPr>
           <w:rFonts w:ascii="Times New Roman" w:hAnsi="Times New Roman" w:cs="Times New Roman"/>
-          <w:b/>
-          <w:bCs/>
-          <w:lang w:val="tr-TR"/>
-        </w:rPr>
-        <w:t xml:space="preserve">Görsel B:</w:t>
-      </w:r>
-      <w:r>
-        <w:rPr>
-          <w:rFonts w:ascii="Times New Roman" w:hAnsi="Times New Roman" w:cs="Times New Roman"/>
-          <w:lang w:val="tr-TR"/>
-        </w:rPr>
-        <w:t xml:space="preserve"> Bazı moleküllerde merkez atomun hibrit orbitallerinin uzaydaki yönelimleri</w:t>
+          <w:lang w:val="tr-TR"/>
+        </w:rPr>
+        <w:t xml:space="preserve">Bazı moleküllerde merkez atomun hibrit orbitallerinin uzaydaki yönelimleri</w:t>
       </w:r>
     </w:p>
     <w:p>
@@ -450,7 +441,7 @@
           <w:rFonts w:ascii="Times New Roman" w:hAnsi="Times New Roman" w:cs="Times New Roman"/>
           <w:lang w:val="tr-TR"/>
         </w:rPr>
-        <w:t xml:space="preserve">Görsel B’den ve önceki konuda öğrendiklerinizden yararlanarak her molekülün şekline ve bağ açısına ilişkin varsayımınızı tabloya yazınız.</w:t>
+        <w:t xml:space="preserve">Yukarıdaki görselden ve önceki konuda öğrendiklerinizden yararlanarak her molekülün şekline ve bağ açısına ilişkin varsayımınızı tabloya yazınız.</w:t>
       </w:r>
     </w:p>
     <w:tbl>
@@ -1531,7 +1522,7 @@
           <w:rFonts w:ascii="Times New Roman" w:hAnsi="Times New Roman" w:cs="Times New Roman"/>
           <w:lang w:val="tr-TR"/>
         </w:rPr>
-        <w:t xml:space="preserve">Aşağıda aynı moleküllerin uzay dolgu modelleri (Görsel C) ve deneysel olarak ölçülmüş bağ açıları (Tablo A) verilmiştir.</w:t>
+        <w:t xml:space="preserve">Aşağıda aynı moleküllerin uzay dolgu modelleri ve deneysel olarak ölçülmüş bağ açıları verilmiştir.</w:t>
       </w:r>
     </w:p>
     <w:p xmlns:a="http://schemas.openxmlformats.org/drawingml/2006/main" xmlns:pic="http://schemas.openxmlformats.org/drawingml/2006/picture">
@@ -1590,18 +1581,9 @@
       <w:r>
         <w:rPr>
           <w:rFonts w:ascii="Times New Roman" w:hAnsi="Times New Roman" w:cs="Times New Roman"/>
-          <w:b/>
-          <w:bCs/>
-          <w:lang w:val="tr-TR"/>
-        </w:rPr>
-        <w:t xml:space="preserve">Görsel C:</w:t>
-      </w:r>
-      <w:r>
-        <w:rPr>
-          <w:rFonts w:ascii="Times New Roman" w:hAnsi="Times New Roman" w:cs="Times New Roman"/>
-          <w:lang w:val="tr-TR"/>
-        </w:rPr>
-        <w:t xml:space="preserve"> BeH</w:t>
+          <w:lang w:val="tr-TR"/>
+        </w:rPr>
+        <w:t xml:space="preserve">BeH</w:t>
       </w:r>
       <w:r>
         <w:rPr>
@@ -1677,31 +1659,6 @@
           <w:lang w:val="tr-TR"/>
         </w:rPr>
         <w:t xml:space="preserve">O moleküllerinin uzay dolgu modelleri</w:t>
-      </w:r>
-    </w:p>
-    <w:p>
-      <w:pPr>
-        <w:jc w:val="center"/>
-        <w:rPr>
-          <w:rFonts w:ascii="Times New Roman" w:hAnsi="Times New Roman" w:cs="Times New Roman"/>
-          <w:lang w:val="tr-TR"/>
-        </w:rPr>
-      </w:pPr>
-      <w:r>
-        <w:rPr>
-          <w:rFonts w:ascii="Times New Roman" w:hAnsi="Times New Roman" w:cs="Times New Roman"/>
-          <w:b/>
-          <w:bCs/>
-          <w:lang w:val="tr-TR"/>
-        </w:rPr>
-        <w:t xml:space="preserve">Tablo A:</w:t>
-      </w:r>
-      <w:r>
-        <w:rPr>
-          <w:rFonts w:ascii="Times New Roman" w:hAnsi="Times New Roman" w:cs="Times New Roman"/>
-          <w:lang w:val="tr-TR"/>
-        </w:rPr>
-        <w:t xml:space="preserve"> Bazı moleküllerdeki bağ açıları</w:t>
       </w:r>
     </w:p>
     <w:tbl>
@@ -2112,7 +2069,7 @@
           <w:rFonts w:ascii="Times New Roman" w:hAnsi="Times New Roman" w:cs="Times New Roman"/>
           <w:lang w:val="tr-TR"/>
         </w:rPr>
-        <w:t xml:space="preserve">1. Aşamada yaptığınız varsayımları Görsel C’deki uzay dolgu modelleri ve Tablo A’daki bağ açılarıyla karşılaştırınız. Benzerlik ve farklılıkları belirleyiniz.</w:t>
+        <w:t xml:space="preserve">1. Aşamada yaptığınız varsayımları yukarıdaki uzay dolgu modelleri ve bağ açılarıyla karşılaştırınız. Benzerlik ve farklılıkları belirleyiniz.</w:t>
       </w:r>
     </w:p>
     <w:p>
@@ -3625,18 +3582,9 @@
       <w:r>
         <w:rPr>
           <w:rFonts w:ascii="Times New Roman" w:hAnsi="Times New Roman" w:cs="Times New Roman"/>
-          <w:b/>
-          <w:bCs/>
-          <w:lang w:val="tr-TR"/>
-        </w:rPr>
-        <w:t xml:space="preserve">Görsel D:</w:t>
-      </w:r>
-      <w:r>
-        <w:rPr>
-          <w:rFonts w:ascii="Times New Roman" w:hAnsi="Times New Roman" w:cs="Times New Roman"/>
-          <w:lang w:val="tr-TR"/>
-        </w:rPr>
-        <w:t xml:space="preserve"> Karbonun allotroplarının yapıları</w:t>
+          <w:lang w:val="tr-TR"/>
+        </w:rPr>
+        <w:t xml:space="preserve">Karbonun allotroplarının yapıları</w:t>
       </w:r>
     </w:p>
     <w:p>
@@ -4532,7 +4480,7 @@
           <w:rFonts w:ascii="Times New Roman" w:hAnsi="Times New Roman" w:cs="Times New Roman"/>
           <w:lang w:val="tr-TR"/>
         </w:rPr>
-        <w:t xml:space="preserve"> gösterimine göre etkinlikte incelediğiniz moleküllerin geometrileri Tablo B’de özetlenmiştir.</w:t>
+        <w:t xml:space="preserve"> gösterimine göre etkinlikte incelediğiniz moleküllerin geometrileri Tablo A’da özetlenmiştir.</w:t>
       </w:r>
     </w:p>
     <w:p>
@@ -4550,7 +4498,7 @@
           <w:bCs/>
           <w:lang w:val="tr-TR"/>
         </w:rPr>
-        <w:t xml:space="preserve">Tablo B:</w:t>
+        <w:t xml:space="preserve">Tablo A:</w:t>
       </w:r>
       <w:r>
         <w:rPr>
@@ -5782,7 +5730,7 @@
           <w:bCs/>
           <w:lang w:val="tr-TR"/>
         </w:rPr>
-        <w:t xml:space="preserve">Görsel E:</w:t>
+        <w:t xml:space="preserve">Görsel B:</w:t>
       </w:r>
       <w:r>
         <w:rPr>
@@ -5925,7 +5873,7 @@
           <w:rFonts w:ascii="Times New Roman" w:hAnsi="Times New Roman" w:cs="Times New Roman"/>
           <w:lang w:val="tr-TR"/>
         </w:rPr>
-        <w:t xml:space="preserve">O moleküllerinin merkez atomlarında dörder elektron grubu bulunduğu hâlde bağ açılarının farklı olduğunu Tablo A’da gördünüz. Ortaklanmamış elektron çifti yalnızca bir çekirdek tarafından çekildiği için merkez atomun çevresinde daha geniş bir alana yayılır ve komşu elektron çiftlerini bağ yapan çiftlere göre daha güçlü iter. Elektron çiftleri arasındaki itme büyüklüğü “ortaklanmamış çift–ortaklanmamış çift &gt; ortaklanmamış çift–bağ çifti &gt; bağ çifti–bağ çifti” şeklinde sıralanır. Bu nedenle bir ortaklanmamış elektron çifti bulunan NH</w:t>
+        <w:t xml:space="preserve">O moleküllerinin merkez atomlarında dörder elektron grubu bulunduğu hâlde bağ açılarının farklı olduğunu Analiz ve Keşif Atölyesi 2.3.’teki bağ açısı verilerinde gördünüz. Ortaklanmamış elektron çifti yalnızca bir çekirdek tarafından çekildiği için merkez atomun çevresinde daha geniş bir alana yayılır ve komşu elektron çiftlerini bağ yapan çiftlere göre daha güçlü iter. Elektron çiftleri arasındaki itme büyüklüğü “ortaklanmamış çift–ortaklanmamış çift &gt; ortaklanmamış çift–bağ çifti &gt; bağ çifti–bağ çifti” şeklinde sıralanır. Bu nedenle bir ortaklanmamış elektron çifti bulunan NH</w:t>
       </w:r>
       <w:r>
         <w:rPr>
@@ -5971,7 +5919,7 @@
           <w:rFonts w:ascii="Times New Roman" w:hAnsi="Times New Roman" w:cs="Times New Roman"/>
           <w:lang w:val="tr-TR"/>
         </w:rPr>
-        <w:t xml:space="preserve">VSEPR kuramı organik moleküllerdeki her karbon atomunun çevresindeki geometriye de uygulanabilir. Etandaki her karbon atomu dört elektron grubuna sahip olduğu için düzgün dörtyüzlü, etendeki karbon atomları üç elektron grubuna sahip olduğu için düzlem üçgen geometridedir ve eten molekülünün altı atomu aynı düzlemde bulunur. Etinde ise her karbon atomunun iki elektron grubu bulunduğundan molekülün dört atomu bir doğru üzerindedir (bkz. Sigma ve Pi Bağları konusu, Görsel E).</w:t>
+        <w:t xml:space="preserve">VSEPR kuramı organik moleküllerdeki her karbon atomunun çevresindeki geometriye de uygulanabilir. Etandaki her karbon atomu dört elektron grubuna sahip olduğu için düzgün dörtyüzlü, etendeki karbon atomları üç elektron grubuna sahip olduğu için düzlem üçgen geometridedir ve eten molekülünün altı atomu aynı düzlemde bulunur. Etinde ise her karbon atomunun iki elektron grubu bulunduğundan molekülün dört atomu bir doğru üzerindedir (bkz. Sigma ve Pi Bağları konusu, Görsel B).</w:t>
       </w:r>
     </w:p>
     <w:p>

--- a/Kim12-2-3-Molekul-Geometrisi.docx
+++ b/Kim12-2-3-Molekul-Geometrisi.docx
@@ -132,7 +132,7 @@
                 <w:rFonts w:ascii="Times New Roman" w:hAnsi="Times New Roman" w:cs="Times New Roman"/>
                 <w:lang w:val="tr-TR"/>
               </w:rPr>
-              <w:t xml:space="preserve">GÖRSEL ALANI</w:t>
+              <w:t xml:space="preserve">GÖRSEL ALANI (Shutterstock)</w:t>
             </w:r>
           </w:p>
           <w:p>
@@ -164,23 +164,7 @@
                 <w:rFonts w:ascii="Times New Roman" w:hAnsi="Times New Roman" w:cs="Times New Roman"/>
                 <w:lang w:val="tr-TR"/>
               </w:rPr>
-              <w:t xml:space="preserve">Shutterstock arama: “snowflake macro hexagonal symmetry”</w:t>
-            </w:r>
-          </w:p>
-          <w:p>
-            <w:pPr>
-              <w:jc w:val="both"/>
-              <w:rPr>
-                <w:rFonts w:ascii="Times New Roman" w:hAnsi="Times New Roman" w:cs="Times New Roman"/>
-                <w:lang w:val="tr-TR"/>
-              </w:rPr>
-            </w:pPr>
-            <w:r>
-              <w:rPr>
-                <w:rFonts w:ascii="Times New Roman" w:hAnsi="Times New Roman" w:cs="Times New Roman"/>
-                <w:lang w:val="tr-TR"/>
-              </w:rPr>
-              <w:t xml:space="preserve">Shutter ID: ……………</w:t>
+              <w:t xml:space="preserve">Shutter ID: 2689872167 (fotoğraf) — Snowflake macro, water crystals</w:t>
             </w:r>
           </w:p>
         </w:tc>
@@ -3508,7 +3492,7 @@
                 <w:rFonts w:ascii="Times New Roman" w:hAnsi="Times New Roman" w:cs="Times New Roman"/>
                 <w:lang w:val="tr-TR"/>
               </w:rPr>
-              <w:t xml:space="preserve">GÖRSEL ALANI</w:t>
+              <w:t xml:space="preserve">GÖRSEL ALANI (Shutterstock)</w:t>
             </w:r>
           </w:p>
           <w:p>
@@ -3540,23 +3524,7 @@
                 <w:rFonts w:ascii="Times New Roman" w:hAnsi="Times New Roman" w:cs="Times New Roman"/>
                 <w:lang w:val="tr-TR"/>
               </w:rPr>
-              <w:t xml:space="preserve">Shutterstock arama: “carbon allotropes diamond graphite graphene fullerene”</w:t>
-            </w:r>
-          </w:p>
-          <w:p>
-            <w:pPr>
-              <w:jc w:val="both"/>
-              <w:rPr>
-                <w:rFonts w:ascii="Times New Roman" w:hAnsi="Times New Roman" w:cs="Times New Roman"/>
-                <w:lang w:val="tr-TR"/>
-              </w:rPr>
-            </w:pPr>
-            <w:r>
-              <w:rPr>
-                <w:rFonts w:ascii="Times New Roman" w:hAnsi="Times New Roman" w:cs="Times New Roman"/>
-                <w:lang w:val="tr-TR"/>
-              </w:rPr>
-              <w:t xml:space="preserve">Shutter ID: ……………</w:t>
+              <w:t xml:space="preserve">Shutter ID: 2074189445 (vektör) — Allotropes of carbon infographic diagram (yazılar Türkçeye çevrilecek)</w:t>
             </w:r>
           </w:p>
         </w:tc>

--- a/Kim12-2-3-Molekul-Geometrisi.docx
+++ b/Kim12-2-3-Molekul-Geometrisi.docx
@@ -4264,67 +4264,23 @@
           <w:rFonts w:ascii="Times New Roman" w:hAnsi="Times New Roman" w:cs="Times New Roman"/>
           <w:lang w:val="tr-TR"/>
         </w:rPr>
-        <w:t xml:space="preserve">Analiz ve Keşif Atölyesi 2.3.’te aynı sayıda atom içeren moleküllerin her zaman aynı şekle sahip olmadığını fark ettiniz: Üç atomlu BeH</w:t>
-      </w:r>
-      <w:r>
-        <w:rPr>
-          <w:rFonts w:ascii="Times New Roman" w:hAnsi="Times New Roman" w:cs="Times New Roman"/>
-          <w:vertAlign w:val="subscript"/>
-          <w:lang w:val="tr-TR"/>
-        </w:rPr>
-        <w:t xml:space="preserve">2</w:t>
-      </w:r>
-      <w:r>
-        <w:rPr>
-          <w:rFonts w:ascii="Times New Roman" w:hAnsi="Times New Roman" w:cs="Times New Roman"/>
-          <w:lang w:val="tr-TR"/>
-        </w:rPr>
-        <w:t xml:space="preserve"> doğrusal iken H</w:t>
-      </w:r>
-      <w:r>
-        <w:rPr>
-          <w:rFonts w:ascii="Times New Roman" w:hAnsi="Times New Roman" w:cs="Times New Roman"/>
-          <w:vertAlign w:val="subscript"/>
-          <w:lang w:val="tr-TR"/>
-        </w:rPr>
-        <w:t xml:space="preserve">2</w:t>
-      </w:r>
-      <w:r>
-        <w:rPr>
-          <w:rFonts w:ascii="Times New Roman" w:hAnsi="Times New Roman" w:cs="Times New Roman"/>
-          <w:lang w:val="tr-TR"/>
-        </w:rPr>
-        <w:t xml:space="preserve">O açısal, dört atomlu BH</w:t>
-      </w:r>
-      <w:r>
-        <w:rPr>
-          <w:rFonts w:ascii="Times New Roman" w:hAnsi="Times New Roman" w:cs="Times New Roman"/>
-          <w:vertAlign w:val="subscript"/>
-          <w:lang w:val="tr-TR"/>
-        </w:rPr>
-        <w:t xml:space="preserve">3</w:t>
-      </w:r>
-      <w:r>
-        <w:rPr>
-          <w:rFonts w:ascii="Times New Roman" w:hAnsi="Times New Roman" w:cs="Times New Roman"/>
-          <w:lang w:val="tr-TR"/>
-        </w:rPr>
-        <w:t xml:space="preserve"> düzlemsel iken NH</w:t>
-      </w:r>
-      <w:r>
-        <w:rPr>
-          <w:rFonts w:ascii="Times New Roman" w:hAnsi="Times New Roman" w:cs="Times New Roman"/>
-          <w:vertAlign w:val="subscript"/>
-          <w:lang w:val="tr-TR"/>
-        </w:rPr>
-        <w:t xml:space="preserve">3</w:t>
-      </w:r>
-      <w:r>
-        <w:rPr>
-          <w:rFonts w:ascii="Times New Roman" w:hAnsi="Times New Roman" w:cs="Times New Roman"/>
-          <w:lang w:val="tr-TR"/>
-        </w:rPr>
-        <w:t xml:space="preserve"> piramit şeklindedir. Bir moleküldeki atomların üç boyutlu uzayda düzenlenişine </w:t>
+        <w:t xml:space="preserve">Aynı sayıda atom içeren moleküllerin şekilleri her zaman aynı değildir. Bir moleküldeki atomların üç boyutlu uzayda düzenlenişine molekül geometrisi denir. Molekül geometrisi; maddelerin erime ve kaynama noktalarından polarlıklarına, kokularından canlılardaki biyolojik etkilerine kadar pek çok özelliğini belirler.</w:t>
+      </w:r>
+    </w:p>
+    <w:p>
+      <w:pPr>
+        <w:jc w:val="both"/>
+        <w:rPr>
+          <w:rFonts w:ascii="Times New Roman" w:hAnsi="Times New Roman" w:cs="Times New Roman"/>
+          <w:lang w:val="tr-TR"/>
+        </w:rPr>
+      </w:pPr>
+      <w:r>
+        <w:rPr>
+          <w:rFonts w:ascii="Times New Roman" w:hAnsi="Times New Roman" w:cs="Times New Roman"/>
+          <w:lang w:val="tr-TR"/>
+        </w:rPr>
+        <w:t xml:space="preserve">VSEPR kuramı</w:t>
       </w:r>
       <w:r>
         <w:rPr>
@@ -4333,14 +4289,44 @@
           <w:bCs/>
           <w:lang w:val="tr-TR"/>
         </w:rPr>
-        <w:t xml:space="preserve">molekül geometrisi</w:t>
-      </w:r>
-      <w:r>
-        <w:rPr>
-          <w:rFonts w:ascii="Times New Roman" w:hAnsi="Times New Roman" w:cs="Times New Roman"/>
-          <w:lang w:val="tr-TR"/>
-        </w:rPr>
-        <w:t xml:space="preserve"> denir. Molekül geometrisi; maddelerin erime ve kaynama noktalarından polarlıklarına, kokularından canlılardaki biyolojik etkilerine kadar pek çok özelliğini belirler.</w:t>
+        <w:t xml:space="preserve"/>
+      </w:r>
+      <w:r>
+        <w:rPr>
+          <w:rFonts w:ascii="Times New Roman" w:hAnsi="Times New Roman" w:cs="Times New Roman"/>
+          <w:lang w:val="tr-TR"/>
+        </w:rPr>
+        <w:t xml:space="preserve"> [Valans (Değerlik) Kabuğu Elektron Çifti İtmesi kuramı], molekül geometrisini merkez atomun değerlik kabuğundaki elektron gruplarının birbirini itmesiyle açıklar. Kurama göre merkez atomun çevresindeki elektron grupları (bağ yapan elektron çiftleri ve ortaklanmamış elektron çiftleri) birbirini iter ve aralarındaki itmenin en az olacağı, yani birbirinden olabildiğince uzak olacağı konumlara yerleşir. İkili ve üçlü bağlar da aynı yönde bulunduğu için tek bir elektron grubu gibi sayılır. Merkez atomda iki elektron grubu varsa bu gruplar 180° açıyla doğrusal, üç elektron grubu varsa 120° açıyla düzlem üçgen, dört elektron grubu varsa 109,5° açıyla düzgün dörtyüzlü bir düzen oluşturur. Elektron gruplarının bu yönelimleri, önceki konuda öğrendiğiniz sp, sp</w:t>
+      </w:r>
+      <w:r>
+        <w:rPr>
+          <w:rFonts w:ascii="Times New Roman" w:hAnsi="Times New Roman" w:cs="Times New Roman"/>
+          <w:vertAlign w:val="superscript"/>
+          <w:lang w:val="tr-TR"/>
+        </w:rPr>
+        <w:t xml:space="preserve">2</w:t>
+      </w:r>
+      <w:r>
+        <w:rPr>
+          <w:rFonts w:ascii="Times New Roman" w:hAnsi="Times New Roman" w:cs="Times New Roman"/>
+          <w:lang w:val="tr-TR"/>
+        </w:rPr>
+        <w:t xml:space="preserve"> ve sp</w:t>
+      </w:r>
+      <w:r>
+        <w:rPr>
+          <w:rFonts w:ascii="Times New Roman" w:hAnsi="Times New Roman" w:cs="Times New Roman"/>
+          <w:vertAlign w:val="superscript"/>
+          <w:lang w:val="tr-TR"/>
+        </w:rPr>
+        <w:t xml:space="preserve">3</w:t>
+      </w:r>
+      <w:r>
+        <w:rPr>
+          <w:rFonts w:ascii="Times New Roman" w:hAnsi="Times New Roman" w:cs="Times New Roman"/>
+          <w:lang w:val="tr-TR"/>
+        </w:rPr>
+        <w:t xml:space="preserve"> hibrit orbitallerinin yönelimleriyle aynıdır.</w:t>
       </w:r>
     </w:p>
     <w:p>
@@ -4356,68 +4342,6 @@
           <w:rFonts w:ascii="Times New Roman" w:hAnsi="Times New Roman" w:cs="Times New Roman"/>
           <w:lang w:val="tr-TR"/>
         </w:rPr>
-        <w:t xml:space="preserve">Etkinlikte önermelerinizi değerlendirirken kullandığınız </w:t>
-      </w:r>
-      <w:r>
-        <w:rPr>
-          <w:rFonts w:ascii="Times New Roman" w:hAnsi="Times New Roman" w:cs="Times New Roman"/>
-          <w:b/>
-          <w:bCs/>
-          <w:lang w:val="tr-TR"/>
-        </w:rPr>
-        <w:t xml:space="preserve">VSEPR kuramı</w:t>
-      </w:r>
-      <w:r>
-        <w:rPr>
-          <w:rFonts w:ascii="Times New Roman" w:hAnsi="Times New Roman" w:cs="Times New Roman"/>
-          <w:lang w:val="tr-TR"/>
-        </w:rPr>
-        <w:t xml:space="preserve"> [Valans (Değerlik) Kabuğu Elektron Çifti İtmesi kuramı], molekül geometrisini merkez atomun değerlik kabuğundaki elektron gruplarının birbirini itmesiyle açıklar. Kurama göre merkez atomun çevresindeki elektron grupları (bağ yapan elektron çiftleri ve ortaklanmamış elektron çiftleri) birbirini iter ve aralarındaki itmenin en az olacağı, yani birbirinden olabildiğince uzak olacağı konumlara yerleşir. İkili ve üçlü bağlar da aynı yönde bulunduğu için tek bir elektron grubu gibi sayılır. Merkez atomda iki elektron grubu varsa bu gruplar 180° açıyla doğrusal, üç elektron grubu varsa 120° açıyla düzlem üçgen, dört elektron grubu varsa 109,5° açıyla düzgün dörtyüzlü bir düzen oluşturur. Elektron gruplarının bu yönelimleri, önceki konuda öğrendiğiniz sp, sp</w:t>
-      </w:r>
-      <w:r>
-        <w:rPr>
-          <w:rFonts w:ascii="Times New Roman" w:hAnsi="Times New Roman" w:cs="Times New Roman"/>
-          <w:vertAlign w:val="superscript"/>
-          <w:lang w:val="tr-TR"/>
-        </w:rPr>
-        <w:t xml:space="preserve">2</w:t>
-      </w:r>
-      <w:r>
-        <w:rPr>
-          <w:rFonts w:ascii="Times New Roman" w:hAnsi="Times New Roman" w:cs="Times New Roman"/>
-          <w:lang w:val="tr-TR"/>
-        </w:rPr>
-        <w:t xml:space="preserve"> ve sp</w:t>
-      </w:r>
-      <w:r>
-        <w:rPr>
-          <w:rFonts w:ascii="Times New Roman" w:hAnsi="Times New Roman" w:cs="Times New Roman"/>
-          <w:vertAlign w:val="superscript"/>
-          <w:lang w:val="tr-TR"/>
-        </w:rPr>
-        <w:t xml:space="preserve">3</w:t>
-      </w:r>
-      <w:r>
-        <w:rPr>
-          <w:rFonts w:ascii="Times New Roman" w:hAnsi="Times New Roman" w:cs="Times New Roman"/>
-          <w:lang w:val="tr-TR"/>
-        </w:rPr>
-        <w:t xml:space="preserve"> hibrit orbitallerinin yönelimleriyle aynıdır.</w:t>
-      </w:r>
-    </w:p>
-    <w:p>
-      <w:pPr>
-        <w:jc w:val="both"/>
-        <w:rPr>
-          <w:rFonts w:ascii="Times New Roman" w:hAnsi="Times New Roman" w:cs="Times New Roman"/>
-          <w:lang w:val="tr-TR"/>
-        </w:rPr>
-      </w:pPr>
-      <w:r>
-        <w:rPr>
-          <w:rFonts w:ascii="Times New Roman" w:hAnsi="Times New Roman" w:cs="Times New Roman"/>
-          <w:lang w:val="tr-TR"/>
-        </w:rPr>
         <w:t xml:space="preserve">Molekülün geometrisi adlandırılırken yalnızca atomların konumları dikkate alınır; ortaklanmamış elektron çiftleri geometriyi etkiler ancak adlandırmada görünmez. Merkez atomu A, bağlı atomları X, ortaklanmamış elektron çiftlerini E ile gösteren AX</w:t>
       </w:r>
       <w:r>
@@ -4448,7 +4372,7 @@
           <w:rFonts w:ascii="Times New Roman" w:hAnsi="Times New Roman" w:cs="Times New Roman"/>
           <w:lang w:val="tr-TR"/>
         </w:rPr>
-        <w:t xml:space="preserve"> gösterimine göre etkinlikte incelediğiniz moleküllerin geometrileri Tablo A’da özetlenmiştir.</w:t>
+        <w:t xml:space="preserve"> gösterimine göre farklı sayıda elektron grubu ve ortaklanmamış elektron çifti bulunan bazı moleküllerin geometrileri Tablo A’da verilmiştir.</w:t>
       </w:r>
     </w:p>
     <w:p>
@@ -4518,20 +4442,89 @@
             </w:pPr>
             <w:r>
               <w:rPr>
+                <w:b/>
+                <w:rFonts w:ascii="Times New Roman" w:hAnsi="Times New Roman" w:cs="Times New Roman"/>
+                <w:sz w:val="20"/>
+                <w:szCs w:val="20"/>
+                <w:lang w:val="tr-TR"/>
+              </w:rPr>
+              <w:t xml:space="preserve">Molekül</w:t>
+            </w:r>
+          </w:p>
+        </w:tc>
+        <w:tc>
+          <w:tcPr>
+            <w:tcW w:w="1500" w:type="dxa"/>
+            <w:shd w:val="clear" w:color="auto" w:fill="D9E2F3"/>
+            <w:vAlign w:val="center"/>
+          </w:tcPr>
+          <w:p>
+            <w:pPr>
+              <w:jc w:val="center"/>
+              <w:rPr>
                 <w:rFonts w:ascii="Times New Roman" w:hAnsi="Times New Roman" w:cs="Times New Roman"/>
                 <w:b/>
                 <w:bCs/>
+                <w:lang w:val="tr-TR"/>
+              </w:rPr>
+            </w:pPr>
+            <w:r>
+              <w:rPr>
+                <w:b/>
+                <w:rFonts w:ascii="Times New Roman" w:hAnsi="Times New Roman" w:cs="Times New Roman"/>
                 <w:sz w:val="20"/>
                 <w:szCs w:val="20"/>
                 <w:lang w:val="tr-TR"/>
               </w:rPr>
-              <w:t xml:space="preserve">Molekül</w:t>
-            </w:r>
-          </w:p>
-        </w:tc>
-        <w:tc>
-          <w:tcPr>
-            <w:tcW w:w="1500" w:type="dxa"/>
+              <w:t xml:space="preserve">AX</w:t>
+            </w:r>
+            <w:r>
+              <w:rPr>
+                <w:b/>
+                <w:rFonts w:ascii="Times New Roman" w:hAnsi="Times New Roman" w:cs="Times New Roman"/>
+                <w:sz w:val="20"/>
+                <w:szCs w:val="20"/>
+                <w:lang w:val="tr-TR"/>
+                <w:vertAlign w:val="subscript"/>
+              </w:rPr>
+              <w:t xml:space="preserve">n</w:t>
+            </w:r>
+            <w:r>
+              <w:rPr>
+                <w:b/>
+                <w:rFonts w:ascii="Times New Roman" w:hAnsi="Times New Roman" w:cs="Times New Roman"/>
+                <w:sz w:val="20"/>
+                <w:szCs w:val="20"/>
+                <w:lang w:val="tr-TR"/>
+              </w:rPr>
+              <w:t xml:space="preserve">E</w:t>
+            </w:r>
+            <w:r>
+              <w:rPr>
+                <w:b/>
+                <w:rFonts w:ascii="Times New Roman" w:hAnsi="Times New Roman" w:cs="Times New Roman"/>
+                <w:sz w:val="20"/>
+                <w:szCs w:val="20"/>
+                <w:lang w:val="tr-TR"/>
+                <w:vertAlign w:val="subscript"/>
+              </w:rPr>
+              <w:t xml:space="preserve">m</w:t>
+            </w:r>
+            <w:r>
+              <w:rPr>
+                <w:b/>
+                <w:rFonts w:ascii="Times New Roman" w:hAnsi="Times New Roman" w:cs="Times New Roman"/>
+                <w:sz w:val="20"/>
+                <w:szCs w:val="20"/>
+                <w:lang w:val="tr-TR"/>
+              </w:rPr>
+              <w:t xml:space="preserve"> gösterimi</w:t>
+            </w:r>
+          </w:p>
+        </w:tc>
+        <w:tc>
+          <w:tcPr>
+            <w:tcW w:w="1400" w:type="dxa"/>
             <w:shd w:val="clear" w:color="auto" w:fill="D9E2F3"/>
             <w:vAlign w:val="center"/>
           </w:tcPr>
@@ -4547,67 +4540,139 @@
             </w:pPr>
             <w:r>
               <w:rPr>
+                <w:b/>
+                <w:rFonts w:ascii="Times New Roman" w:hAnsi="Times New Roman" w:cs="Times New Roman"/>
+                <w:sz w:val="20"/>
+                <w:szCs w:val="20"/>
+                <w:lang w:val="tr-TR"/>
+              </w:rPr>
+              <w:t xml:space="preserve">Elektron grubu sayısı</w:t>
+            </w:r>
+          </w:p>
+        </w:tc>
+        <w:tc>
+          <w:tcPr>
+            <w:tcW w:w="1400" w:type="dxa"/>
+            <w:shd w:val="clear" w:color="auto" w:fill="D9E2F3"/>
+            <w:vAlign w:val="center"/>
+          </w:tcPr>
+          <w:p>
+            <w:pPr>
+              <w:jc w:val="center"/>
+              <w:rPr>
                 <w:rFonts w:ascii="Times New Roman" w:hAnsi="Times New Roman" w:cs="Times New Roman"/>
                 <w:b/>
                 <w:bCs/>
+                <w:lang w:val="tr-TR"/>
+              </w:rPr>
+            </w:pPr>
+            <w:r>
+              <w:rPr>
+                <w:b/>
+                <w:rFonts w:ascii="Times New Roman" w:hAnsi="Times New Roman" w:cs="Times New Roman"/>
                 <w:sz w:val="20"/>
                 <w:szCs w:val="20"/>
                 <w:lang w:val="tr-TR"/>
               </w:rPr>
-              <w:t xml:space="preserve">AX</w:t>
-            </w:r>
-            <w:r>
+              <w:t xml:space="preserve">Hibritleşme türü</w:t>
+            </w:r>
+          </w:p>
+        </w:tc>
+        <w:tc>
+          <w:tcPr>
+            <w:tcW w:w="2100" w:type="dxa"/>
+            <w:shd w:val="clear" w:color="auto" w:fill="D9E2F3"/>
+            <w:vAlign w:val="center"/>
+          </w:tcPr>
+          <w:p>
+            <w:pPr>
+              <w:jc w:val="center"/>
               <w:rPr>
                 <w:rFonts w:ascii="Times New Roman" w:hAnsi="Times New Roman" w:cs="Times New Roman"/>
                 <w:b/>
                 <w:bCs/>
+                <w:lang w:val="tr-TR"/>
+              </w:rPr>
+            </w:pPr>
+            <w:r>
+              <w:rPr>
+                <w:b/>
+                <w:rFonts w:ascii="Times New Roman" w:hAnsi="Times New Roman" w:cs="Times New Roman"/>
                 <w:sz w:val="20"/>
                 <w:szCs w:val="20"/>
-                <w:vertAlign w:val="subscript"/>
-                <w:lang w:val="tr-TR"/>
-              </w:rPr>
-              <w:t xml:space="preserve">n</w:t>
-            </w:r>
-            <w:r>
+                <w:lang w:val="tr-TR"/>
+              </w:rPr>
+              <w:t xml:space="preserve">Molekül geometrisi</w:t>
+            </w:r>
+          </w:p>
+        </w:tc>
+        <w:tc>
+          <w:tcPr>
+            <w:tcW w:w="1400" w:type="dxa"/>
+            <w:shd w:val="clear" w:color="auto" w:fill="D9E2F3"/>
+            <w:vAlign w:val="center"/>
+          </w:tcPr>
+          <w:p>
+            <w:pPr>
+              <w:jc w:val="center"/>
               <w:rPr>
                 <w:rFonts w:ascii="Times New Roman" w:hAnsi="Times New Roman" w:cs="Times New Roman"/>
                 <w:b/>
                 <w:bCs/>
+                <w:lang w:val="tr-TR"/>
+              </w:rPr>
+            </w:pPr>
+            <w:r>
+              <w:rPr>
+                <w:b/>
+                <w:rFonts w:ascii="Times New Roman" w:hAnsi="Times New Roman" w:cs="Times New Roman"/>
                 <w:sz w:val="20"/>
                 <w:szCs w:val="20"/>
                 <w:lang w:val="tr-TR"/>
               </w:rPr>
-              <w:t xml:space="preserve">E</w:t>
-            </w:r>
-            <w:r>
-              <w:rPr>
-                <w:rFonts w:ascii="Times New Roman" w:hAnsi="Times New Roman" w:cs="Times New Roman"/>
-                <w:b/>
-                <w:bCs/>
+              <w:t xml:space="preserve">Bağ açısı</w:t>
+            </w:r>
+          </w:p>
+        </w:tc>
+      </w:tr>
+      <w:tr>
+        <w:tc>
+          <w:tcPr>
+            <w:tcW w:w="1200" w:type="dxa"/>
+            <w:vAlign w:val="center"/>
+          </w:tcPr>
+          <w:p>
+            <w:pPr>
+              <w:jc w:val="center"/>
+              <w:rPr>
+                <w:rFonts w:ascii="Times New Roman" w:hAnsi="Times New Roman" w:cs="Times New Roman"/>
+                <w:lang w:val="tr-TR"/>
+              </w:rPr>
+            </w:pPr>
+            <w:r>
+              <w:rPr>
+                <w:rFonts w:ascii="Times New Roman" w:hAnsi="Times New Roman" w:cs="Times New Roman"/>
                 <w:sz w:val="20"/>
                 <w:szCs w:val="20"/>
-                <w:vertAlign w:val="subscript"/>
-                <w:lang w:val="tr-TR"/>
-              </w:rPr>
-              <w:t xml:space="preserve">m</w:t>
-            </w:r>
-            <w:r>
-              <w:rPr>
-                <w:rFonts w:ascii="Times New Roman" w:hAnsi="Times New Roman" w:cs="Times New Roman"/>
-                <w:b/>
-                <w:bCs/>
+                <w:lang w:val="tr-TR"/>
+              </w:rPr>
+              <w:t xml:space="preserve">BeF</w:t>
+            </w:r>
+            <w:r>
+              <w:rPr>
+                <w:rFonts w:ascii="Times New Roman" w:hAnsi="Times New Roman" w:cs="Times New Roman"/>
                 <w:sz w:val="20"/>
                 <w:szCs w:val="20"/>
                 <w:lang w:val="tr-TR"/>
-              </w:rPr>
-              <w:t xml:space="preserve"> gösterimi</w:t>
-            </w:r>
-          </w:p>
-        </w:tc>
-        <w:tc>
-          <w:tcPr>
-            <w:tcW w:w="1400" w:type="dxa"/>
-            <w:shd w:val="clear" w:color="auto" w:fill="D9E2F3"/>
+                <w:vertAlign w:val="subscript"/>
+              </w:rPr>
+              <w:t xml:space="preserve">2</w:t>
+            </w:r>
+          </w:p>
+        </w:tc>
+        <w:tc>
+          <w:tcPr>
+            <w:tcW w:w="1500" w:type="dxa"/>
             <w:vAlign w:val="center"/>
           </w:tcPr>
           <w:p>
@@ -4615,57 +4680,33 @@
               <w:jc w:val="center"/>
               <w:rPr>
                 <w:rFonts w:ascii="Times New Roman" w:hAnsi="Times New Roman" w:cs="Times New Roman"/>
-                <w:b/>
-                <w:bCs/>
-                <w:lang w:val="tr-TR"/>
-              </w:rPr>
-            </w:pPr>
-            <w:r>
-              <w:rPr>
-                <w:rFonts w:ascii="Times New Roman" w:hAnsi="Times New Roman" w:cs="Times New Roman"/>
-                <w:b/>
-                <w:bCs/>
+                <w:lang w:val="tr-TR"/>
+              </w:rPr>
+            </w:pPr>
+            <w:r>
+              <w:rPr>
+                <w:rFonts w:ascii="Times New Roman" w:hAnsi="Times New Roman" w:cs="Times New Roman"/>
                 <w:sz w:val="20"/>
                 <w:szCs w:val="20"/>
                 <w:lang w:val="tr-TR"/>
               </w:rPr>
-              <w:t xml:space="preserve">Elektron grubu sayısı</w:t>
-            </w:r>
-          </w:p>
-        </w:tc>
-        <w:tc>
-          <w:tcPr>
-            <w:tcW w:w="1400" w:type="dxa"/>
-            <w:shd w:val="clear" w:color="auto" w:fill="D9E2F3"/>
-            <w:vAlign w:val="center"/>
-          </w:tcPr>
-          <w:p>
-            <w:pPr>
-              <w:jc w:val="center"/>
-              <w:rPr>
-                <w:rFonts w:ascii="Times New Roman" w:hAnsi="Times New Roman" w:cs="Times New Roman"/>
-                <w:b/>
-                <w:bCs/>
-                <w:lang w:val="tr-TR"/>
-              </w:rPr>
-            </w:pPr>
-            <w:r>
-              <w:rPr>
-                <w:rFonts w:ascii="Times New Roman" w:hAnsi="Times New Roman" w:cs="Times New Roman"/>
-                <w:b/>
-                <w:bCs/>
+              <w:t xml:space="preserve">AX</w:t>
+            </w:r>
+            <w:r>
+              <w:rPr>
+                <w:rFonts w:ascii="Times New Roman" w:hAnsi="Times New Roman" w:cs="Times New Roman"/>
                 <w:sz w:val="20"/>
                 <w:szCs w:val="20"/>
                 <w:lang w:val="tr-TR"/>
-              </w:rPr>
-              <w:t xml:space="preserve">Hibritleşme türü</w:t>
-            </w:r>
-          </w:p>
-        </w:tc>
-        <w:tc>
-          <w:tcPr>
-            <w:tcW w:w="2100" w:type="dxa"/>
-            <w:shd w:val="clear" w:color="auto" w:fill="D9E2F3"/>
+                <w:vertAlign w:val="subscript"/>
+              </w:rPr>
+              <w:t xml:space="preserve">2</w:t>
+            </w:r>
+          </w:p>
+        </w:tc>
+        <w:tc>
+          <w:tcPr>
+            <w:tcW w:w="1400" w:type="dxa"/>
             <w:vAlign w:val="center"/>
           </w:tcPr>
           <w:p>
@@ -4673,28 +4714,23 @@
               <w:jc w:val="center"/>
               <w:rPr>
                 <w:rFonts w:ascii="Times New Roman" w:hAnsi="Times New Roman" w:cs="Times New Roman"/>
-                <w:b/>
-                <w:bCs/>
-                <w:lang w:val="tr-TR"/>
-              </w:rPr>
-            </w:pPr>
-            <w:r>
-              <w:rPr>
-                <w:rFonts w:ascii="Times New Roman" w:hAnsi="Times New Roman" w:cs="Times New Roman"/>
-                <w:b/>
-                <w:bCs/>
+                <w:lang w:val="tr-TR"/>
+              </w:rPr>
+            </w:pPr>
+            <w:r>
+              <w:rPr>
+                <w:rFonts w:ascii="Times New Roman" w:hAnsi="Times New Roman" w:cs="Times New Roman"/>
                 <w:sz w:val="20"/>
                 <w:szCs w:val="20"/>
                 <w:lang w:val="tr-TR"/>
               </w:rPr>
-              <w:t xml:space="preserve">Molekül geometrisi</w:t>
+              <w:t xml:space="preserve">2</w:t>
             </w:r>
           </w:p>
         </w:tc>
         <w:tc>
           <w:tcPr>
             <w:tcW w:w="1400" w:type="dxa"/>
-            <w:shd w:val="clear" w:color="auto" w:fill="D9E2F3"/>
             <w:vAlign w:val="center"/>
           </w:tcPr>
           <w:p>
@@ -4702,21 +4738,65 @@
               <w:jc w:val="center"/>
               <w:rPr>
                 <w:rFonts w:ascii="Times New Roman" w:hAnsi="Times New Roman" w:cs="Times New Roman"/>
-                <w:b/>
-                <w:bCs/>
-                <w:lang w:val="tr-TR"/>
-              </w:rPr>
-            </w:pPr>
-            <w:r>
-              <w:rPr>
-                <w:rFonts w:ascii="Times New Roman" w:hAnsi="Times New Roman" w:cs="Times New Roman"/>
-                <w:b/>
-                <w:bCs/>
+                <w:lang w:val="tr-TR"/>
+              </w:rPr>
+            </w:pPr>
+            <w:r>
+              <w:rPr>
+                <w:rFonts w:ascii="Times New Roman" w:hAnsi="Times New Roman" w:cs="Times New Roman"/>
                 <w:sz w:val="20"/>
                 <w:szCs w:val="20"/>
                 <w:lang w:val="tr-TR"/>
               </w:rPr>
-              <w:t xml:space="preserve">Bağ açısı</w:t>
+              <w:t xml:space="preserve">sp</w:t>
+            </w:r>
+          </w:p>
+        </w:tc>
+        <w:tc>
+          <w:tcPr>
+            <w:tcW w:w="2100" w:type="dxa"/>
+            <w:vAlign w:val="center"/>
+          </w:tcPr>
+          <w:p>
+            <w:pPr>
+              <w:jc w:val="center"/>
+              <w:rPr>
+                <w:rFonts w:ascii="Times New Roman" w:hAnsi="Times New Roman" w:cs="Times New Roman"/>
+                <w:lang w:val="tr-TR"/>
+              </w:rPr>
+            </w:pPr>
+            <w:r>
+              <w:rPr>
+                <w:rFonts w:ascii="Times New Roman" w:hAnsi="Times New Roman" w:cs="Times New Roman"/>
+                <w:sz w:val="20"/>
+                <w:szCs w:val="20"/>
+                <w:lang w:val="tr-TR"/>
+              </w:rPr>
+              <w:t xml:space="preserve">Doğrusal</w:t>
+            </w:r>
+          </w:p>
+        </w:tc>
+        <w:tc>
+          <w:tcPr>
+            <w:tcW w:w="1400" w:type="dxa"/>
+            <w:vAlign w:val="center"/>
+          </w:tcPr>
+          <w:p>
+            <w:pPr>
+              <w:jc w:val="center"/>
+              <w:rPr>
+                <w:rFonts w:ascii="Times New Roman" w:hAnsi="Times New Roman" w:cs="Times New Roman"/>
+                <w:lang w:val="tr-TR"/>
+              </w:rPr>
+            </w:pPr>
+            <w:r>
+              <w:rPr>
+                <w:rFonts w:ascii="Times New Roman" w:hAnsi="Times New Roman" w:cs="Times New Roman"/>
+                <w:sz w:val="20"/>
+                <w:szCs w:val="20"/>
+                <w:lang w:val="tr-TR"/>
+              </w:rPr>
+              <w:t xml:space="preserve">180°</w:t>
             </w:r>
           </w:p>
         </w:tc>
@@ -4742,17 +4822,17 @@
                 <w:szCs w:val="20"/>
                 <w:lang w:val="tr-TR"/>
               </w:rPr>
-              <w:t xml:space="preserve">BeH</w:t>
+              <w:t xml:space="preserve">BCl</w:t>
             </w:r>
             <w:r>
               <w:rPr>
                 <w:rFonts w:ascii="Times New Roman" w:hAnsi="Times New Roman" w:cs="Times New Roman"/>
                 <w:sz w:val="20"/>
                 <w:szCs w:val="20"/>
+                <w:lang w:val="tr-TR"/>
                 <w:vertAlign w:val="subscript"/>
-                <w:lang w:val="tr-TR"/>
-              </w:rPr>
-              <w:t xml:space="preserve">2</w:t>
+              </w:rPr>
+              <w:t xml:space="preserve">3</w:t>
             </w:r>
           </w:p>
         </w:tc>
@@ -4783,10 +4863,10 @@
                 <w:rFonts w:ascii="Times New Roman" w:hAnsi="Times New Roman" w:cs="Times New Roman"/>
                 <w:sz w:val="20"/>
                 <w:szCs w:val="20"/>
+                <w:lang w:val="tr-TR"/>
                 <w:vertAlign w:val="subscript"/>
-                <w:lang w:val="tr-TR"/>
-              </w:rPr>
-              <w:t xml:space="preserve">2</w:t>
+              </w:rPr>
+              <w:t xml:space="preserve">3</w:t>
             </w:r>
           </w:p>
         </w:tc>
@@ -4810,7 +4890,7 @@
                 <w:szCs w:val="20"/>
                 <w:lang w:val="tr-TR"/>
               </w:rPr>
-              <w:t xml:space="preserve">2</w:t>
+              <w:t xml:space="preserve">3</w:t>
             </w:r>
           </w:p>
         </w:tc>
@@ -4836,35 +4916,21 @@
               </w:rPr>
               <w:t xml:space="preserve">sp</w:t>
             </w:r>
-          </w:p>
-        </w:tc>
-        <w:tc>
-          <w:tcPr>
-            <w:tcW w:w="2100" w:type="dxa"/>
-            <w:vAlign w:val="center"/>
-          </w:tcPr>
-          <w:p>
-            <w:pPr>
-              <w:jc w:val="center"/>
-              <w:rPr>
-                <w:rFonts w:ascii="Times New Roman" w:hAnsi="Times New Roman" w:cs="Times New Roman"/>
-                <w:lang w:val="tr-TR"/>
-              </w:rPr>
-            </w:pPr>
             <w:r>
               <w:rPr>
                 <w:rFonts w:ascii="Times New Roman" w:hAnsi="Times New Roman" w:cs="Times New Roman"/>
                 <w:sz w:val="20"/>
                 <w:szCs w:val="20"/>
                 <w:lang w:val="tr-TR"/>
-              </w:rPr>
-              <w:t xml:space="preserve">Doğrusal</w:t>
-            </w:r>
-          </w:p>
-        </w:tc>
-        <w:tc>
-          <w:tcPr>
-            <w:tcW w:w="1400" w:type="dxa"/>
+                <w:vertAlign w:val="superscript"/>
+              </w:rPr>
+              <w:t xml:space="preserve">2</w:t>
+            </w:r>
+          </w:p>
+        </w:tc>
+        <w:tc>
+          <w:tcPr>
+            <w:tcW w:w="2100" w:type="dxa"/>
             <w:vAlign w:val="center"/>
           </w:tcPr>
           <w:p>
@@ -4882,7 +4948,31 @@
                 <w:szCs w:val="20"/>
                 <w:lang w:val="tr-TR"/>
               </w:rPr>
-              <w:t xml:space="preserve">180°</w:t>
+              <w:t xml:space="preserve">Düzlem üçgen</w:t>
+            </w:r>
+          </w:p>
+        </w:tc>
+        <w:tc>
+          <w:tcPr>
+            <w:tcW w:w="1400" w:type="dxa"/>
+            <w:vAlign w:val="center"/>
+          </w:tcPr>
+          <w:p>
+            <w:pPr>
+              <w:jc w:val="center"/>
+              <w:rPr>
+                <w:rFonts w:ascii="Times New Roman" w:hAnsi="Times New Roman" w:cs="Times New Roman"/>
+                <w:lang w:val="tr-TR"/>
+              </w:rPr>
+            </w:pPr>
+            <w:r>
+              <w:rPr>
+                <w:rFonts w:ascii="Times New Roman" w:hAnsi="Times New Roman" w:cs="Times New Roman"/>
+                <w:sz w:val="20"/>
+                <w:szCs w:val="20"/>
+                <w:lang w:val="tr-TR"/>
+              </w:rPr>
+              <w:t xml:space="preserve">120°</w:t>
             </w:r>
           </w:p>
         </w:tc>
@@ -4908,17 +4998,17 @@
                 <w:szCs w:val="20"/>
                 <w:lang w:val="tr-TR"/>
               </w:rPr>
-              <w:t xml:space="preserve">BH</w:t>
+              <w:t xml:space="preserve">CF</w:t>
             </w:r>
             <w:r>
               <w:rPr>
                 <w:rFonts w:ascii="Times New Roman" w:hAnsi="Times New Roman" w:cs="Times New Roman"/>
                 <w:sz w:val="20"/>
                 <w:szCs w:val="20"/>
+                <w:lang w:val="tr-TR"/>
                 <w:vertAlign w:val="subscript"/>
-                <w:lang w:val="tr-TR"/>
-              </w:rPr>
-              <w:t xml:space="preserve">3</w:t>
+              </w:rPr>
+              <w:t xml:space="preserve">4</w:t>
             </w:r>
           </w:p>
         </w:tc>
@@ -4949,10 +5039,10 @@
                 <w:rFonts w:ascii="Times New Roman" w:hAnsi="Times New Roman" w:cs="Times New Roman"/>
                 <w:sz w:val="20"/>
                 <w:szCs w:val="20"/>
+                <w:lang w:val="tr-TR"/>
                 <w:vertAlign w:val="subscript"/>
-                <w:lang w:val="tr-TR"/>
-              </w:rPr>
-              <w:t xml:space="preserve">3</w:t>
+              </w:rPr>
+              <w:t xml:space="preserve">4</w:t>
             </w:r>
           </w:p>
         </w:tc>
@@ -4976,7 +5066,7 @@
                 <w:szCs w:val="20"/>
                 <w:lang w:val="tr-TR"/>
               </w:rPr>
-              <w:t xml:space="preserve">3</w:t>
+              <w:t xml:space="preserve">4</w:t>
             </w:r>
           </w:p>
         </w:tc>
@@ -5007,10 +5097,10 @@
                 <w:rFonts w:ascii="Times New Roman" w:hAnsi="Times New Roman" w:cs="Times New Roman"/>
                 <w:sz w:val="20"/>
                 <w:szCs w:val="20"/>
+                <w:lang w:val="tr-TR"/>
                 <w:vertAlign w:val="superscript"/>
-                <w:lang w:val="tr-TR"/>
-              </w:rPr>
-              <w:t xml:space="preserve">2</w:t>
+              </w:rPr>
+              <w:t xml:space="preserve">3</w:t>
             </w:r>
           </w:p>
         </w:tc>
@@ -5034,7 +5124,7 @@
                 <w:szCs w:val="20"/>
                 <w:lang w:val="tr-TR"/>
               </w:rPr>
-              <w:t xml:space="preserve">Düzlem üçgen</w:t>
+              <w:t xml:space="preserve">Düzgün dörtyüzlü</w:t>
             </w:r>
           </w:p>
         </w:tc>
@@ -5058,7 +5148,7 @@
                 <w:szCs w:val="20"/>
                 <w:lang w:val="tr-TR"/>
               </w:rPr>
-              <w:t xml:space="preserve">120°</w:t>
+              <w:t xml:space="preserve">109,5°</w:t>
             </w:r>
           </w:p>
         </w:tc>
@@ -5084,17 +5174,17 @@
                 <w:szCs w:val="20"/>
                 <w:lang w:val="tr-TR"/>
               </w:rPr>
-              <w:t xml:space="preserve">CH</w:t>
+              <w:t xml:space="preserve">NCl</w:t>
             </w:r>
             <w:r>
               <w:rPr>
                 <w:rFonts w:ascii="Times New Roman" w:hAnsi="Times New Roman" w:cs="Times New Roman"/>
                 <w:sz w:val="20"/>
                 <w:szCs w:val="20"/>
+                <w:lang w:val="tr-TR"/>
                 <w:vertAlign w:val="subscript"/>
-                <w:lang w:val="tr-TR"/>
-              </w:rPr>
-              <w:t xml:space="preserve">4</w:t>
+              </w:rPr>
+              <w:t xml:space="preserve">3</w:t>
             </w:r>
           </w:p>
         </w:tc>
@@ -5125,26 +5215,11 @@
                 <w:rFonts w:ascii="Times New Roman" w:hAnsi="Times New Roman" w:cs="Times New Roman"/>
                 <w:sz w:val="20"/>
                 <w:szCs w:val="20"/>
+                <w:lang w:val="tr-TR"/>
                 <w:vertAlign w:val="subscript"/>
-                <w:lang w:val="tr-TR"/>
-              </w:rPr>
-              <w:t xml:space="preserve">4</w:t>
-            </w:r>
-          </w:p>
-        </w:tc>
-        <w:tc>
-          <w:tcPr>
-            <w:tcW w:w="1400" w:type="dxa"/>
-            <w:vAlign w:val="center"/>
-          </w:tcPr>
-          <w:p>
-            <w:pPr>
-              <w:jc w:val="center"/>
-              <w:rPr>
-                <w:rFonts w:ascii="Times New Roman" w:hAnsi="Times New Roman" w:cs="Times New Roman"/>
-                <w:lang w:val="tr-TR"/>
-              </w:rPr>
-            </w:pPr>
+              </w:rPr>
+              <w:t xml:space="preserve">3</w:t>
+            </w:r>
             <w:r>
               <w:rPr>
                 <w:rFonts w:ascii="Times New Roman" w:hAnsi="Times New Roman" w:cs="Times New Roman"/>
@@ -5152,7 +5227,7 @@
                 <w:szCs w:val="20"/>
                 <w:lang w:val="tr-TR"/>
               </w:rPr>
-              <w:t xml:space="preserve">4</w:t>
+              <w:t xml:space="preserve">E</w:t>
             </w:r>
           </w:p>
         </w:tc>
@@ -5176,47 +5251,47 @@
                 <w:szCs w:val="20"/>
                 <w:lang w:val="tr-TR"/>
               </w:rPr>
-              <w:t xml:space="preserve">sp</w:t>
-            </w:r>
+              <w:t xml:space="preserve">4</w:t>
+            </w:r>
+          </w:p>
+        </w:tc>
+        <w:tc>
+          <w:tcPr>
+            <w:tcW w:w="1400" w:type="dxa"/>
+            <w:vAlign w:val="center"/>
+          </w:tcPr>
+          <w:p>
+            <w:pPr>
+              <w:jc w:val="center"/>
+              <w:rPr>
+                <w:rFonts w:ascii="Times New Roman" w:hAnsi="Times New Roman" w:cs="Times New Roman"/>
+                <w:lang w:val="tr-TR"/>
+              </w:rPr>
+            </w:pPr>
             <w:r>
               <w:rPr>
                 <w:rFonts w:ascii="Times New Roman" w:hAnsi="Times New Roman" w:cs="Times New Roman"/>
                 <w:sz w:val="20"/>
                 <w:szCs w:val="20"/>
-                <w:vertAlign w:val="superscript"/>
-                <w:lang w:val="tr-TR"/>
-              </w:rPr>
-              <w:t xml:space="preserve">3</w:t>
-            </w:r>
-          </w:p>
-        </w:tc>
-        <w:tc>
-          <w:tcPr>
-            <w:tcW w:w="2100" w:type="dxa"/>
-            <w:vAlign w:val="center"/>
-          </w:tcPr>
-          <w:p>
-            <w:pPr>
-              <w:jc w:val="center"/>
-              <w:rPr>
-                <w:rFonts w:ascii="Times New Roman" w:hAnsi="Times New Roman" w:cs="Times New Roman"/>
-                <w:lang w:val="tr-TR"/>
-              </w:rPr>
-            </w:pPr>
+                <w:lang w:val="tr-TR"/>
+              </w:rPr>
+              <w:t xml:space="preserve">sp</w:t>
+            </w:r>
             <w:r>
               <w:rPr>
                 <w:rFonts w:ascii="Times New Roman" w:hAnsi="Times New Roman" w:cs="Times New Roman"/>
                 <w:sz w:val="20"/>
                 <w:szCs w:val="20"/>
                 <w:lang w:val="tr-TR"/>
-              </w:rPr>
-              <w:t xml:space="preserve">Düzgün dörtyüzlü</w:t>
-            </w:r>
-          </w:p>
-        </w:tc>
-        <w:tc>
-          <w:tcPr>
-            <w:tcW w:w="1400" w:type="dxa"/>
+                <w:vertAlign w:val="superscript"/>
+              </w:rPr>
+              <w:t xml:space="preserve">3</w:t>
+            </w:r>
+          </w:p>
+        </w:tc>
+        <w:tc>
+          <w:tcPr>
+            <w:tcW w:w="2100" w:type="dxa"/>
             <w:vAlign w:val="center"/>
           </w:tcPr>
           <w:p>
@@ -5234,7 +5309,31 @@
                 <w:szCs w:val="20"/>
                 <w:lang w:val="tr-TR"/>
               </w:rPr>
-              <w:t xml:space="preserve">109,5°</w:t>
+              <w:t xml:space="preserve">Üçgen piramit</w:t>
+            </w:r>
+          </w:p>
+        </w:tc>
+        <w:tc>
+          <w:tcPr>
+            <w:tcW w:w="1400" w:type="dxa"/>
+            <w:vAlign w:val="center"/>
+          </w:tcPr>
+          <w:p>
+            <w:pPr>
+              <w:jc w:val="center"/>
+              <w:rPr>
+                <w:rFonts w:ascii="Times New Roman" w:hAnsi="Times New Roman" w:cs="Times New Roman"/>
+                <w:lang w:val="tr-TR"/>
+              </w:rPr>
+            </w:pPr>
+            <w:r>
+              <w:rPr>
+                <w:rFonts w:ascii="Times New Roman" w:hAnsi="Times New Roman" w:cs="Times New Roman"/>
+                <w:sz w:val="20"/>
+                <w:szCs w:val="20"/>
+                <w:lang w:val="tr-TR"/>
+              </w:rPr>
+              <w:t xml:space="preserve">107°</w:t>
             </w:r>
           </w:p>
         </w:tc>
@@ -5260,17 +5359,17 @@
                 <w:szCs w:val="20"/>
                 <w:lang w:val="tr-TR"/>
               </w:rPr>
-              <w:t xml:space="preserve">NH</w:t>
+              <w:t xml:space="preserve">OF</w:t>
             </w:r>
             <w:r>
               <w:rPr>
                 <w:rFonts w:ascii="Times New Roman" w:hAnsi="Times New Roman" w:cs="Times New Roman"/>
                 <w:sz w:val="20"/>
                 <w:szCs w:val="20"/>
+                <w:lang w:val="tr-TR"/>
                 <w:vertAlign w:val="subscript"/>
-                <w:lang w:val="tr-TR"/>
-              </w:rPr>
-              <w:t xml:space="preserve">3</w:t>
+              </w:rPr>
+              <w:t xml:space="preserve">2</w:t>
             </w:r>
           </w:p>
         </w:tc>
@@ -5301,10 +5400,10 @@
                 <w:rFonts w:ascii="Times New Roman" w:hAnsi="Times New Roman" w:cs="Times New Roman"/>
                 <w:sz w:val="20"/>
                 <w:szCs w:val="20"/>
+                <w:lang w:val="tr-TR"/>
                 <w:vertAlign w:val="subscript"/>
-                <w:lang w:val="tr-TR"/>
-              </w:rPr>
-              <w:t xml:space="preserve">3</w:t>
+              </w:rPr>
+              <w:t xml:space="preserve">2</w:t>
             </w:r>
             <w:r>
               <w:rPr>
@@ -5315,29 +5414,15 @@
               </w:rPr>
               <w:t xml:space="preserve">E</w:t>
             </w:r>
-          </w:p>
-        </w:tc>
-        <w:tc>
-          <w:tcPr>
-            <w:tcW w:w="1400" w:type="dxa"/>
-            <w:vAlign w:val="center"/>
-          </w:tcPr>
-          <w:p>
-            <w:pPr>
-              <w:jc w:val="center"/>
-              <w:rPr>
-                <w:rFonts w:ascii="Times New Roman" w:hAnsi="Times New Roman" w:cs="Times New Roman"/>
-                <w:lang w:val="tr-TR"/>
-              </w:rPr>
-            </w:pPr>
             <w:r>
               <w:rPr>
                 <w:rFonts w:ascii="Times New Roman" w:hAnsi="Times New Roman" w:cs="Times New Roman"/>
                 <w:sz w:val="20"/>
                 <w:szCs w:val="20"/>
                 <w:lang w:val="tr-TR"/>
-              </w:rPr>
-              <w:t xml:space="preserve">4</w:t>
+                <w:vertAlign w:val="subscript"/>
+              </w:rPr>
+              <w:t xml:space="preserve">2</w:t>
             </w:r>
           </w:p>
         </w:tc>
@@ -5361,47 +5446,47 @@
                 <w:szCs w:val="20"/>
                 <w:lang w:val="tr-TR"/>
               </w:rPr>
-              <w:t xml:space="preserve">sp</w:t>
-            </w:r>
+              <w:t xml:space="preserve">4</w:t>
+            </w:r>
+          </w:p>
+        </w:tc>
+        <w:tc>
+          <w:tcPr>
+            <w:tcW w:w="1400" w:type="dxa"/>
+            <w:vAlign w:val="center"/>
+          </w:tcPr>
+          <w:p>
+            <w:pPr>
+              <w:jc w:val="center"/>
+              <w:rPr>
+                <w:rFonts w:ascii="Times New Roman" w:hAnsi="Times New Roman" w:cs="Times New Roman"/>
+                <w:lang w:val="tr-TR"/>
+              </w:rPr>
+            </w:pPr>
             <w:r>
               <w:rPr>
                 <w:rFonts w:ascii="Times New Roman" w:hAnsi="Times New Roman" w:cs="Times New Roman"/>
                 <w:sz w:val="20"/>
                 <w:szCs w:val="20"/>
-                <w:vertAlign w:val="superscript"/>
-                <w:lang w:val="tr-TR"/>
-              </w:rPr>
-              <w:t xml:space="preserve">3</w:t>
-            </w:r>
-          </w:p>
-        </w:tc>
-        <w:tc>
-          <w:tcPr>
-            <w:tcW w:w="2100" w:type="dxa"/>
-            <w:vAlign w:val="center"/>
-          </w:tcPr>
-          <w:p>
-            <w:pPr>
-              <w:jc w:val="center"/>
-              <w:rPr>
-                <w:rFonts w:ascii="Times New Roman" w:hAnsi="Times New Roman" w:cs="Times New Roman"/>
-                <w:lang w:val="tr-TR"/>
-              </w:rPr>
-            </w:pPr>
+                <w:lang w:val="tr-TR"/>
+              </w:rPr>
+              <w:t xml:space="preserve">sp</w:t>
+            </w:r>
             <w:r>
               <w:rPr>
                 <w:rFonts w:ascii="Times New Roman" w:hAnsi="Times New Roman" w:cs="Times New Roman"/>
                 <w:sz w:val="20"/>
                 <w:szCs w:val="20"/>
                 <w:lang w:val="tr-TR"/>
-              </w:rPr>
-              <w:t xml:space="preserve">Üçgen piramit</w:t>
-            </w:r>
-          </w:p>
-        </w:tc>
-        <w:tc>
-          <w:tcPr>
-            <w:tcW w:w="1400" w:type="dxa"/>
+                <w:vertAlign w:val="superscript"/>
+              </w:rPr>
+              <w:t xml:space="preserve">3</w:t>
+            </w:r>
+          </w:p>
+        </w:tc>
+        <w:tc>
+          <w:tcPr>
+            <w:tcW w:w="2100" w:type="dxa"/>
             <w:vAlign w:val="center"/>
           </w:tcPr>
           <w:p>
@@ -5419,15 +5504,13 @@
                 <w:szCs w:val="20"/>
                 <w:lang w:val="tr-TR"/>
               </w:rPr>
-              <w:t xml:space="preserve">107°</w:t>
-            </w:r>
-          </w:p>
-        </w:tc>
-      </w:tr>
-      <w:tr>
-        <w:tc>
-          <w:tcPr>
-            <w:tcW w:w="1200" w:type="dxa"/>
+              <w:t xml:space="preserve">Açısal (kırık doğru)</w:t>
+            </w:r>
+          </w:p>
+        </w:tc>
+        <w:tc>
+          <w:tcPr>
+            <w:tcW w:w="1400" w:type="dxa"/>
             <w:vAlign w:val="center"/>
           </w:tcPr>
           <w:p>
@@ -5445,185 +5528,7 @@
                 <w:szCs w:val="20"/>
                 <w:lang w:val="tr-TR"/>
               </w:rPr>
-              <w:t xml:space="preserve">H</w:t>
-            </w:r>
-            <w:r>
-              <w:rPr>
-                <w:rFonts w:ascii="Times New Roman" w:hAnsi="Times New Roman" w:cs="Times New Roman"/>
-                <w:sz w:val="20"/>
-                <w:szCs w:val="20"/>
-                <w:vertAlign w:val="subscript"/>
-                <w:lang w:val="tr-TR"/>
-              </w:rPr>
-              <w:t xml:space="preserve">2</w:t>
-            </w:r>
-            <w:r>
-              <w:rPr>
-                <w:rFonts w:ascii="Times New Roman" w:hAnsi="Times New Roman" w:cs="Times New Roman"/>
-                <w:sz w:val="20"/>
-                <w:szCs w:val="20"/>
-                <w:lang w:val="tr-TR"/>
-              </w:rPr>
-              <w:t xml:space="preserve">O</w:t>
-            </w:r>
-          </w:p>
-        </w:tc>
-        <w:tc>
-          <w:tcPr>
-            <w:tcW w:w="1500" w:type="dxa"/>
-            <w:vAlign w:val="center"/>
-          </w:tcPr>
-          <w:p>
-            <w:pPr>
-              <w:jc w:val="center"/>
-              <w:rPr>
-                <w:rFonts w:ascii="Times New Roman" w:hAnsi="Times New Roman" w:cs="Times New Roman"/>
-                <w:lang w:val="tr-TR"/>
-              </w:rPr>
-            </w:pPr>
-            <w:r>
-              <w:rPr>
-                <w:rFonts w:ascii="Times New Roman" w:hAnsi="Times New Roman" w:cs="Times New Roman"/>
-                <w:sz w:val="20"/>
-                <w:szCs w:val="20"/>
-                <w:lang w:val="tr-TR"/>
-              </w:rPr>
-              <w:t xml:space="preserve">AX</w:t>
-            </w:r>
-            <w:r>
-              <w:rPr>
-                <w:rFonts w:ascii="Times New Roman" w:hAnsi="Times New Roman" w:cs="Times New Roman"/>
-                <w:sz w:val="20"/>
-                <w:szCs w:val="20"/>
-                <w:vertAlign w:val="subscript"/>
-                <w:lang w:val="tr-TR"/>
-              </w:rPr>
-              <w:t xml:space="preserve">2</w:t>
-            </w:r>
-            <w:r>
-              <w:rPr>
-                <w:rFonts w:ascii="Times New Roman" w:hAnsi="Times New Roman" w:cs="Times New Roman"/>
-                <w:sz w:val="20"/>
-                <w:szCs w:val="20"/>
-                <w:lang w:val="tr-TR"/>
-              </w:rPr>
-              <w:t xml:space="preserve">E</w:t>
-            </w:r>
-            <w:r>
-              <w:rPr>
-                <w:rFonts w:ascii="Times New Roman" w:hAnsi="Times New Roman" w:cs="Times New Roman"/>
-                <w:sz w:val="20"/>
-                <w:szCs w:val="20"/>
-                <w:vertAlign w:val="subscript"/>
-                <w:lang w:val="tr-TR"/>
-              </w:rPr>
-              <w:t xml:space="preserve">2</w:t>
-            </w:r>
-          </w:p>
-        </w:tc>
-        <w:tc>
-          <w:tcPr>
-            <w:tcW w:w="1400" w:type="dxa"/>
-            <w:vAlign w:val="center"/>
-          </w:tcPr>
-          <w:p>
-            <w:pPr>
-              <w:jc w:val="center"/>
-              <w:rPr>
-                <w:rFonts w:ascii="Times New Roman" w:hAnsi="Times New Roman" w:cs="Times New Roman"/>
-                <w:lang w:val="tr-TR"/>
-              </w:rPr>
-            </w:pPr>
-            <w:r>
-              <w:rPr>
-                <w:rFonts w:ascii="Times New Roman" w:hAnsi="Times New Roman" w:cs="Times New Roman"/>
-                <w:sz w:val="20"/>
-                <w:szCs w:val="20"/>
-                <w:lang w:val="tr-TR"/>
-              </w:rPr>
-              <w:t xml:space="preserve">4</w:t>
-            </w:r>
-          </w:p>
-        </w:tc>
-        <w:tc>
-          <w:tcPr>
-            <w:tcW w:w="1400" w:type="dxa"/>
-            <w:vAlign w:val="center"/>
-          </w:tcPr>
-          <w:p>
-            <w:pPr>
-              <w:jc w:val="center"/>
-              <w:rPr>
-                <w:rFonts w:ascii="Times New Roman" w:hAnsi="Times New Roman" w:cs="Times New Roman"/>
-                <w:lang w:val="tr-TR"/>
-              </w:rPr>
-            </w:pPr>
-            <w:r>
-              <w:rPr>
-                <w:rFonts w:ascii="Times New Roman" w:hAnsi="Times New Roman" w:cs="Times New Roman"/>
-                <w:sz w:val="20"/>
-                <w:szCs w:val="20"/>
-                <w:lang w:val="tr-TR"/>
-              </w:rPr>
-              <w:t xml:space="preserve">sp</w:t>
-            </w:r>
-            <w:r>
-              <w:rPr>
-                <w:rFonts w:ascii="Times New Roman" w:hAnsi="Times New Roman" w:cs="Times New Roman"/>
-                <w:sz w:val="20"/>
-                <w:szCs w:val="20"/>
-                <w:vertAlign w:val="superscript"/>
-                <w:lang w:val="tr-TR"/>
-              </w:rPr>
-              <w:t xml:space="preserve">3</w:t>
-            </w:r>
-          </w:p>
-        </w:tc>
-        <w:tc>
-          <w:tcPr>
-            <w:tcW w:w="2100" w:type="dxa"/>
-            <w:vAlign w:val="center"/>
-          </w:tcPr>
-          <w:p>
-            <w:pPr>
-              <w:jc w:val="center"/>
-              <w:rPr>
-                <w:rFonts w:ascii="Times New Roman" w:hAnsi="Times New Roman" w:cs="Times New Roman"/>
-                <w:lang w:val="tr-TR"/>
-              </w:rPr>
-            </w:pPr>
-            <w:r>
-              <w:rPr>
-                <w:rFonts w:ascii="Times New Roman" w:hAnsi="Times New Roman" w:cs="Times New Roman"/>
-                <w:sz w:val="20"/>
-                <w:szCs w:val="20"/>
-                <w:lang w:val="tr-TR"/>
-              </w:rPr>
-              <w:t xml:space="preserve">Açısal (kırık doğru)</w:t>
-            </w:r>
-          </w:p>
-        </w:tc>
-        <w:tc>
-          <w:tcPr>
-            <w:tcW w:w="1400" w:type="dxa"/>
-            <w:vAlign w:val="center"/>
-          </w:tcPr>
-          <w:p>
-            <w:pPr>
-              <w:jc w:val="center"/>
-              <w:rPr>
-                <w:rFonts w:ascii="Times New Roman" w:hAnsi="Times New Roman" w:cs="Times New Roman"/>
-                <w:lang w:val="tr-TR"/>
-              </w:rPr>
-            </w:pPr>
-            <w:r>
-              <w:rPr>
-                <w:rFonts w:ascii="Times New Roman" w:hAnsi="Times New Roman" w:cs="Times New Roman"/>
-                <w:sz w:val="20"/>
-                <w:szCs w:val="20"/>
-                <w:lang w:val="tr-TR"/>
-              </w:rPr>
-              <w:t xml:space="preserve">104,5°</w:t>
+              <w:t xml:space="preserve">103°</w:t>
             </w:r>
           </w:p>
         </w:tc>
@@ -5649,8 +5554,8 @@
       <w:r>
         <w:drawing>
           <wp:inline distT="0" distB="0" distL="0" distR="0">
-            <wp:extent cx="5760000" cy="1157630"/>
-            <wp:docPr id="900005" name="Grafik 900005" descr="VSEPR geometrileri top-çubuk"/>
+            <wp:extent cx="5760000" cy="1285253"/>
+            <wp:docPr id="900005" name="Grafik 900005" descr="VSEPR geometrileri top-çubuk (BeF2, BCl3, CF4, NCl3, OF2)"/>
             <wp:cNvGraphicFramePr>
               <a:graphicFrameLocks noChangeAspect="1"/>
             </wp:cNvGraphicFramePr>
@@ -5670,7 +5575,7 @@
                   <pic:spPr>
                     <a:xfrm>
                       <a:off x="0" y="0"/>
-                      <a:ext cx="5760000" cy="1157630"/>
+                      <a:ext cx="5760000" cy="1285253"/>
                     </a:xfrm>
                     <a:prstGeom prst="rect">
                       <a:avLst/>
@@ -5694,254 +5599,245 @@
       <w:r>
         <w:rPr>
           <w:rFonts w:ascii="Times New Roman" w:hAnsi="Times New Roman" w:cs="Times New Roman"/>
+          <w:lang w:val="tr-TR"/>
+        </w:rPr>
+        <w:t xml:space="preserve">Görsel B: BeF</w:t>
+      </w:r>
+      <w:r>
+        <w:rPr>
+          <w:rFonts w:ascii="Times New Roman" w:hAnsi="Times New Roman" w:cs="Times New Roman"/>
+          <w:lang w:val="tr-TR"/>
+          <w:vertAlign w:val="subscript"/>
+        </w:rPr>
+        <w:t xml:space="preserve">2</w:t>
+      </w:r>
+      <w:r>
+        <w:rPr>
+          <w:rFonts w:ascii="Times New Roman" w:hAnsi="Times New Roman" w:cs="Times New Roman"/>
+          <w:lang w:val="tr-TR"/>
+        </w:rPr>
+        <w:t xml:space="preserve">, BCl</w:t>
+      </w:r>
+      <w:r>
+        <w:rPr>
+          <w:rFonts w:ascii="Times New Roman" w:hAnsi="Times New Roman" w:cs="Times New Roman"/>
+          <w:lang w:val="tr-TR"/>
+          <w:vertAlign w:val="subscript"/>
+        </w:rPr>
+        <w:t xml:space="preserve">3</w:t>
+      </w:r>
+      <w:r>
+        <w:rPr>
+          <w:rFonts w:ascii="Times New Roman" w:hAnsi="Times New Roman" w:cs="Times New Roman"/>
+          <w:lang w:val="tr-TR"/>
+        </w:rPr>
+        <w:t xml:space="preserve">, CF</w:t>
+      </w:r>
+      <w:r>
+        <w:rPr>
+          <w:rFonts w:ascii="Times New Roman" w:hAnsi="Times New Roman" w:cs="Times New Roman"/>
+          <w:lang w:val="tr-TR"/>
+          <w:vertAlign w:val="subscript"/>
+        </w:rPr>
+        <w:t xml:space="preserve">4</w:t>
+      </w:r>
+      <w:r>
+        <w:rPr>
+          <w:rFonts w:ascii="Times New Roman" w:hAnsi="Times New Roman" w:cs="Times New Roman"/>
+          <w:lang w:val="tr-TR"/>
+        </w:rPr>
+        <w:t xml:space="preserve">, NCl</w:t>
+      </w:r>
+      <w:r>
+        <w:rPr>
+          <w:rFonts w:ascii="Times New Roman" w:hAnsi="Times New Roman" w:cs="Times New Roman"/>
+          <w:lang w:val="tr-TR"/>
+          <w:vertAlign w:val="subscript"/>
+        </w:rPr>
+        <w:t xml:space="preserve">3</w:t>
+      </w:r>
+      <w:r>
+        <w:rPr>
+          <w:rFonts w:ascii="Times New Roman" w:hAnsi="Times New Roman" w:cs="Times New Roman"/>
+          <w:lang w:val="tr-TR"/>
+        </w:rPr>
+        <w:t xml:space="preserve"> ve OF</w:t>
+      </w:r>
+      <w:r>
+        <w:rPr>
+          <w:rFonts w:ascii="Times New Roman" w:hAnsi="Times New Roman" w:cs="Times New Roman"/>
+          <w:lang w:val="tr-TR"/>
+          <w:vertAlign w:val="subscript"/>
+        </w:rPr>
+        <w:t xml:space="preserve">2</w:t>
+      </w:r>
+      <w:r>
+        <w:rPr>
+          <w:rFonts w:ascii="Times New Roman" w:hAnsi="Times New Roman" w:cs="Times New Roman"/>
+          <w:lang w:val="tr-TR"/>
+        </w:rPr>
+        <w:t xml:space="preserve"> moleküllerinin top-çubuk modelleri ve geometrileri (gri loblar ortaklanmamış elektron çiftlerini gösterir)</w:t>
+      </w:r>
+    </w:p>
+    <w:p>
+      <w:pPr>
+        <w:jc w:val="both"/>
+        <w:rPr>
+          <w:rFonts w:ascii="Times New Roman" w:hAnsi="Times New Roman" w:cs="Times New Roman"/>
+          <w:lang w:val="tr-TR"/>
+        </w:rPr>
+      </w:pPr>
+      <w:r>
+        <w:rPr>
+          <w:rFonts w:ascii="Times New Roman" w:hAnsi="Times New Roman" w:cs="Times New Roman"/>
+          <w:lang w:val="tr-TR"/>
+        </w:rPr>
+        <w:t xml:space="preserve">CF</w:t>
+      </w:r>
+      <w:r>
+        <w:rPr>
+          <w:rFonts w:ascii="Times New Roman" w:hAnsi="Times New Roman" w:cs="Times New Roman"/>
+          <w:lang w:val="tr-TR"/>
+          <w:vertAlign w:val="subscript"/>
+        </w:rPr>
+        <w:t xml:space="preserve">4</w:t>
+      </w:r>
+      <w:r>
+        <w:rPr>
+          <w:rFonts w:ascii="Times New Roman" w:hAnsi="Times New Roman" w:cs="Times New Roman"/>
+          <w:lang w:val="tr-TR"/>
+        </w:rPr>
+        <w:t xml:space="preserve">, NCl</w:t>
+      </w:r>
+      <w:r>
+        <w:rPr>
+          <w:rFonts w:ascii="Times New Roman" w:hAnsi="Times New Roman" w:cs="Times New Roman"/>
+          <w:lang w:val="tr-TR"/>
+          <w:vertAlign w:val="subscript"/>
+        </w:rPr>
+        <w:t xml:space="preserve">3</w:t>
+      </w:r>
+      <w:r>
+        <w:rPr>
+          <w:rFonts w:ascii="Times New Roman" w:hAnsi="Times New Roman" w:cs="Times New Roman"/>
+          <w:lang w:val="tr-TR"/>
+        </w:rPr>
+        <w:t xml:space="preserve"> ve OF</w:t>
+      </w:r>
+      <w:r>
+        <w:rPr>
+          <w:rFonts w:ascii="Times New Roman" w:hAnsi="Times New Roman" w:cs="Times New Roman"/>
+          <w:lang w:val="tr-TR"/>
+          <w:vertAlign w:val="subscript"/>
+        </w:rPr>
+        <w:t xml:space="preserve">2</w:t>
+      </w:r>
+      <w:r>
+        <w:rPr>
+          <w:rFonts w:ascii="Times New Roman" w:hAnsi="Times New Roman" w:cs="Times New Roman"/>
+          <w:lang w:val="tr-TR"/>
+        </w:rPr>
+        <w:t xml:space="preserve"> moleküllerinin merkez atomlarında dörder elektron grubu bulunduğu hâlde bağ açıları farklıdır. Ortaklanmamış elektron çifti yalnızca bir çekirdek tarafından çekildiği için merkez atomun çevresinde daha geniş bir alana yayılır ve komşu elektron çiftlerini bağ yapan çiftlere göre daha güçlü iter. Elektron çiftleri arasındaki itme büyüklüğü “ortaklanmamış çift–ortaklanmamış çift &gt; ortaklanmamış çift–bağ çifti &gt; bağ çifti–bağ çifti” şeklinde sıralanır. Bu nedenle bir ortaklanmamış elektron çifti bulunan NCl</w:t>
+      </w:r>
+      <w:r>
+        <w:rPr>
+          <w:rFonts w:ascii="Times New Roman" w:hAnsi="Times New Roman" w:cs="Times New Roman"/>
+          <w:lang w:val="tr-TR"/>
+          <w:vertAlign w:val="subscript"/>
+        </w:rPr>
+        <w:t xml:space="preserve">3</w:t>
+      </w:r>
+      <w:r>
+        <w:rPr>
+          <w:rFonts w:ascii="Times New Roman" w:hAnsi="Times New Roman" w:cs="Times New Roman"/>
+          <w:lang w:val="tr-TR"/>
+        </w:rPr>
+        <w:t xml:space="preserve"> molekülünde bağ açısı 107°’ye, iki ortaklanmamış elektron çifti bulunan OF</w:t>
+      </w:r>
+      <w:r>
+        <w:rPr>
+          <w:rFonts w:ascii="Times New Roman" w:hAnsi="Times New Roman" w:cs="Times New Roman"/>
+          <w:lang w:val="tr-TR"/>
+          <w:vertAlign w:val="subscript"/>
+        </w:rPr>
+        <w:t xml:space="preserve">2</w:t>
+      </w:r>
+      <w:r>
+        <w:rPr>
+          <w:rFonts w:ascii="Times New Roman" w:hAnsi="Times New Roman" w:cs="Times New Roman"/>
+          <w:lang w:val="tr-TR"/>
+        </w:rPr>
+        <w:t xml:space="preserve"> molekülünde ise 103°’ye daralır. Buna göre etkinlikte sunduğunuz önermeler şu şekilde genellenebilir: Üç atomlu moleküller doğrusal ya da açısal, dört atomlu moleküller düzlem üçgen ya da üçgen piramit, merkez atomu dört atoma bağlı olan beş atomlu moleküller ise düzgün dörtyüzlü geometriye sahiptir.</w:t>
+      </w:r>
+    </w:p>
+    <w:p>
+      <w:pPr>
+        <w:jc w:val="both"/>
+        <w:rPr>
+          <w:rFonts w:ascii="Times New Roman" w:hAnsi="Times New Roman" w:cs="Times New Roman"/>
+          <w:lang w:val="tr-TR"/>
+        </w:rPr>
+      </w:pPr>
+      <w:r>
+        <w:rPr>
+          <w:rFonts w:ascii="Times New Roman" w:hAnsi="Times New Roman" w:cs="Times New Roman"/>
+          <w:lang w:val="tr-TR"/>
+        </w:rPr>
+        <w:t xml:space="preserve">VSEPR kuramı organik moleküllerdeki her karbon atomunun çevresindeki geometriye de uygulanabilir. Etandaki her karbon atomu dört elektron grubuna sahip olduğu için düzgün dörtyüzlü, etendeki karbon atomları üç elektron grubuna sahip olduğu için düzlem üçgen geometridedir ve eten molekülünün altı atomu aynı düzlemde bulunur. Etinde ise her karbon atomunun iki elektron grubu bulunduğundan molekülün dört atomu bir doğru üzerindedir (bkz. Sigma ve Pi Bağları konusu, Görsel B).</w:t>
+      </w:r>
+    </w:p>
+    <w:p>
+      <w:pPr>
+        <w:jc w:val="both"/>
+        <w:rPr>
+          <w:rFonts w:ascii="Times New Roman" w:hAnsi="Times New Roman" w:cs="Times New Roman"/>
+          <w:lang w:val="tr-TR"/>
+        </w:rPr>
+      </w:pPr>
+      <w:r>
+        <w:rPr>
+          <w:rFonts w:ascii="Times New Roman" w:hAnsi="Times New Roman" w:cs="Times New Roman"/>
+          <w:lang w:val="tr-TR"/>
+        </w:rPr>
+        <w:t xml:space="preserve">Karbon atomlarının hibritleşme türü ve bağlanma geometrisi, yalnızca karbonun oluşturduğu farklı yapıların (allotropların) özelliklerini de belirler. Elmasta her karbon atomu sp</w:t>
+      </w:r>
+      <w:r>
+        <w:rPr>
+          <w:rFonts w:ascii="Times New Roman" w:hAnsi="Times New Roman" w:cs="Times New Roman"/>
+          <w:vertAlign w:val="superscript"/>
+          <w:lang w:val="tr-TR"/>
+        </w:rPr>
+        <w:t xml:space="preserve">3</w:t>
+      </w:r>
+      <w:r>
+        <w:rPr>
+          <w:rFonts w:ascii="Times New Roman" w:hAnsi="Times New Roman" w:cs="Times New Roman"/>
+          <w:lang w:val="tr-TR"/>
+        </w:rPr>
+        <w:t xml:space="preserve"> hibritleşmesi yaparak dört karbon atomuna düzgün dörtyüzlü geometride bağlanır ve üç boyutlu, sağlam bir ağ örgü oluşur. Bütün değerlik elektronları sigma bağlarında yer aldığından elmas çok serttir ve elektriği iletmez. Grafitte ise her karbon atomu sp</w:t>
+      </w:r>
+      <w:r>
+        <w:rPr>
+          <w:rFonts w:ascii="Times New Roman" w:hAnsi="Times New Roman" w:cs="Times New Roman"/>
+          <w:vertAlign w:val="superscript"/>
+          <w:lang w:val="tr-TR"/>
+        </w:rPr>
+        <w:t xml:space="preserve">2</w:t>
+      </w:r>
+      <w:r>
+        <w:rPr>
+          <w:rFonts w:ascii="Times New Roman" w:hAnsi="Times New Roman" w:cs="Times New Roman"/>
+          <w:lang w:val="tr-TR"/>
+        </w:rPr>
+        <w:t xml:space="preserve"> hibritleşmesi yaparak aynı düzlemdeki üç karbon atomuna bağlanır ve altıgen halkalardan oluşan katmanlar meydana gelir. Hibritleşmeye katılmayan p orbitallerindeki elektronlar katman boyunca serbestçe hareket edebildiği için grafit elektriği iletir. Katmanlar birbirine yalnızca zayıf London kuvvetleriyle bağlı olduğundan kolayca kayar; kurşun kalemin kâğıtta iz bırakması bu nedenledir. Grafitin tek bir katmanına </w:t>
+      </w:r>
+      <w:r>
+        <w:rPr>
+          <w:rFonts w:ascii="Times New Roman" w:hAnsi="Times New Roman" w:cs="Times New Roman"/>
           <w:b/>
           <w:bCs/>
           <w:lang w:val="tr-TR"/>
         </w:rPr>
-        <w:t xml:space="preserve">Görsel B:</w:t>
-      </w:r>
-      <w:r>
-        <w:rPr>
-          <w:rFonts w:ascii="Times New Roman" w:hAnsi="Times New Roman" w:cs="Times New Roman"/>
-          <w:lang w:val="tr-TR"/>
-        </w:rPr>
-        <w:t xml:space="preserve"> BeH</w:t>
-      </w:r>
-      <w:r>
-        <w:rPr>
-          <w:rFonts w:ascii="Times New Roman" w:hAnsi="Times New Roman" w:cs="Times New Roman"/>
-          <w:vertAlign w:val="subscript"/>
-          <w:lang w:val="tr-TR"/>
-        </w:rPr>
-        <w:t xml:space="preserve">2</w:t>
-      </w:r>
-      <w:r>
-        <w:rPr>
-          <w:rFonts w:ascii="Times New Roman" w:hAnsi="Times New Roman" w:cs="Times New Roman"/>
-          <w:lang w:val="tr-TR"/>
-        </w:rPr>
-        <w:t xml:space="preserve">, BH</w:t>
-      </w:r>
-      <w:r>
-        <w:rPr>
-          <w:rFonts w:ascii="Times New Roman" w:hAnsi="Times New Roman" w:cs="Times New Roman"/>
-          <w:vertAlign w:val="subscript"/>
-          <w:lang w:val="tr-TR"/>
-        </w:rPr>
-        <w:t xml:space="preserve">3</w:t>
-      </w:r>
-      <w:r>
-        <w:rPr>
-          <w:rFonts w:ascii="Times New Roman" w:hAnsi="Times New Roman" w:cs="Times New Roman"/>
-          <w:lang w:val="tr-TR"/>
-        </w:rPr>
-        <w:t xml:space="preserve">, CH</w:t>
-      </w:r>
-      <w:r>
-        <w:rPr>
-          <w:rFonts w:ascii="Times New Roman" w:hAnsi="Times New Roman" w:cs="Times New Roman"/>
-          <w:vertAlign w:val="subscript"/>
-          <w:lang w:val="tr-TR"/>
-        </w:rPr>
-        <w:t xml:space="preserve">4</w:t>
-      </w:r>
-      <w:r>
-        <w:rPr>
-          <w:rFonts w:ascii="Times New Roman" w:hAnsi="Times New Roman" w:cs="Times New Roman"/>
-          <w:lang w:val="tr-TR"/>
-        </w:rPr>
-        <w:t xml:space="preserve">, NH</w:t>
-      </w:r>
-      <w:r>
-        <w:rPr>
-          <w:rFonts w:ascii="Times New Roman" w:hAnsi="Times New Roman" w:cs="Times New Roman"/>
-          <w:vertAlign w:val="subscript"/>
-          <w:lang w:val="tr-TR"/>
-        </w:rPr>
-        <w:t xml:space="preserve">3</w:t>
-      </w:r>
-      <w:r>
-        <w:rPr>
-          <w:rFonts w:ascii="Times New Roman" w:hAnsi="Times New Roman" w:cs="Times New Roman"/>
-          <w:lang w:val="tr-TR"/>
-        </w:rPr>
-        <w:t xml:space="preserve"> ve H</w:t>
-      </w:r>
-      <w:r>
-        <w:rPr>
-          <w:rFonts w:ascii="Times New Roman" w:hAnsi="Times New Roman" w:cs="Times New Roman"/>
-          <w:vertAlign w:val="subscript"/>
-          <w:lang w:val="tr-TR"/>
-        </w:rPr>
-        <w:t xml:space="preserve">2</w:t>
-      </w:r>
-      <w:r>
-        <w:rPr>
-          <w:rFonts w:ascii="Times New Roman" w:hAnsi="Times New Roman" w:cs="Times New Roman"/>
-          <w:lang w:val="tr-TR"/>
-        </w:rPr>
-        <w:t xml:space="preserve">O moleküllerinin top-çubuk modelleri ve geometrileri (gri loblar ortaklanmamış elektron çiftlerini gösterir)</w:t>
-      </w:r>
-    </w:p>
-    <w:p>
-      <w:pPr>
-        <w:jc w:val="both"/>
-        <w:rPr>
-          <w:rFonts w:ascii="Times New Roman" w:hAnsi="Times New Roman" w:cs="Times New Roman"/>
-          <w:lang w:val="tr-TR"/>
-        </w:rPr>
-      </w:pPr>
-      <w:r>
-        <w:rPr>
-          <w:rFonts w:ascii="Times New Roman" w:hAnsi="Times New Roman" w:cs="Times New Roman"/>
-          <w:lang w:val="tr-TR"/>
-        </w:rPr>
-        <w:t xml:space="preserve">CH</w:t>
-      </w:r>
-      <w:r>
-        <w:rPr>
-          <w:rFonts w:ascii="Times New Roman" w:hAnsi="Times New Roman" w:cs="Times New Roman"/>
-          <w:vertAlign w:val="subscript"/>
-          <w:lang w:val="tr-TR"/>
-        </w:rPr>
-        <w:t xml:space="preserve">4</w:t>
-      </w:r>
-      <w:r>
-        <w:rPr>
-          <w:rFonts w:ascii="Times New Roman" w:hAnsi="Times New Roman" w:cs="Times New Roman"/>
-          <w:lang w:val="tr-TR"/>
-        </w:rPr>
-        <w:t xml:space="preserve">, NH</w:t>
-      </w:r>
-      <w:r>
-        <w:rPr>
-          <w:rFonts w:ascii="Times New Roman" w:hAnsi="Times New Roman" w:cs="Times New Roman"/>
-          <w:vertAlign w:val="subscript"/>
-          <w:lang w:val="tr-TR"/>
-        </w:rPr>
-        <w:t xml:space="preserve">3</w:t>
-      </w:r>
-      <w:r>
-        <w:rPr>
-          <w:rFonts w:ascii="Times New Roman" w:hAnsi="Times New Roman" w:cs="Times New Roman"/>
-          <w:lang w:val="tr-TR"/>
-        </w:rPr>
-        <w:t xml:space="preserve"> ve H</w:t>
-      </w:r>
-      <w:r>
-        <w:rPr>
-          <w:rFonts w:ascii="Times New Roman" w:hAnsi="Times New Roman" w:cs="Times New Roman"/>
-          <w:vertAlign w:val="subscript"/>
-          <w:lang w:val="tr-TR"/>
-        </w:rPr>
-        <w:t xml:space="preserve">2</w:t>
-      </w:r>
-      <w:r>
-        <w:rPr>
-          <w:rFonts w:ascii="Times New Roman" w:hAnsi="Times New Roman" w:cs="Times New Roman"/>
-          <w:lang w:val="tr-TR"/>
-        </w:rPr>
-        <w:t xml:space="preserve">O moleküllerinin merkez atomlarında dörder elektron grubu bulunduğu hâlde bağ açılarının farklı olduğunu Analiz ve Keşif Atölyesi 2.3.’teki bağ açısı verilerinde gördünüz. Ortaklanmamış elektron çifti yalnızca bir çekirdek tarafından çekildiği için merkez atomun çevresinde daha geniş bir alana yayılır ve komşu elektron çiftlerini bağ yapan çiftlere göre daha güçlü iter. Elektron çiftleri arasındaki itme büyüklüğü “ortaklanmamış çift–ortaklanmamış çift &gt; ortaklanmamış çift–bağ çifti &gt; bağ çifti–bağ çifti” şeklinde sıralanır. Bu nedenle bir ortaklanmamış elektron çifti bulunan NH</w:t>
-      </w:r>
-      <w:r>
-        <w:rPr>
-          <w:rFonts w:ascii="Times New Roman" w:hAnsi="Times New Roman" w:cs="Times New Roman"/>
-          <w:vertAlign w:val="subscript"/>
-          <w:lang w:val="tr-TR"/>
-        </w:rPr>
-        <w:t xml:space="preserve">3</w:t>
-      </w:r>
-      <w:r>
-        <w:rPr>
-          <w:rFonts w:ascii="Times New Roman" w:hAnsi="Times New Roman" w:cs="Times New Roman"/>
-          <w:lang w:val="tr-TR"/>
-        </w:rPr>
-        <w:t xml:space="preserve"> molekülünde bağ açısı 107°’ye, iki ortaklanmamış elektron çifti bulunan H</w:t>
-      </w:r>
-      <w:r>
-        <w:rPr>
-          <w:rFonts w:ascii="Times New Roman" w:hAnsi="Times New Roman" w:cs="Times New Roman"/>
-          <w:vertAlign w:val="subscript"/>
-          <w:lang w:val="tr-TR"/>
-        </w:rPr>
-        <w:t xml:space="preserve">2</w:t>
-      </w:r>
-      <w:r>
-        <w:rPr>
-          <w:rFonts w:ascii="Times New Roman" w:hAnsi="Times New Roman" w:cs="Times New Roman"/>
-          <w:lang w:val="tr-TR"/>
-        </w:rPr>
-        <w:t xml:space="preserve">O molekülünde ise 104,5°’ye daralır. Buna göre etkinlikte sunduğunuz önermeler şu şekilde genellenebilir: Üç atomlu moleküller doğrusal ya da açısal, dört atomlu moleküller düzlem üçgen ya da üçgen piramit, merkez atomu dört atoma bağlı olan beş atomlu moleküller ise düzgün dörtyüzlü geometriye sahiptir.</w:t>
-      </w:r>
-    </w:p>
-    <w:p>
-      <w:pPr>
-        <w:jc w:val="both"/>
-        <w:rPr>
-          <w:rFonts w:ascii="Times New Roman" w:hAnsi="Times New Roman" w:cs="Times New Roman"/>
-          <w:lang w:val="tr-TR"/>
-        </w:rPr>
-      </w:pPr>
-      <w:r>
-        <w:rPr>
-          <w:rFonts w:ascii="Times New Roman" w:hAnsi="Times New Roman" w:cs="Times New Roman"/>
-          <w:lang w:val="tr-TR"/>
-        </w:rPr>
-        <w:t xml:space="preserve">VSEPR kuramı organik moleküllerdeki her karbon atomunun çevresindeki geometriye de uygulanabilir. Etandaki her karbon atomu dört elektron grubuna sahip olduğu için düzgün dörtyüzlü, etendeki karbon atomları üç elektron grubuna sahip olduğu için düzlem üçgen geometridedir ve eten molekülünün altı atomu aynı düzlemde bulunur. Etinde ise her karbon atomunun iki elektron grubu bulunduğundan molekülün dört atomu bir doğru üzerindedir (bkz. Sigma ve Pi Bağları konusu, Görsel B).</w:t>
-      </w:r>
-    </w:p>
-    <w:p>
-      <w:pPr>
-        <w:jc w:val="both"/>
-        <w:rPr>
-          <w:rFonts w:ascii="Times New Roman" w:hAnsi="Times New Roman" w:cs="Times New Roman"/>
-          <w:lang w:val="tr-TR"/>
-        </w:rPr>
-      </w:pPr>
-      <w:r>
-        <w:rPr>
-          <w:rFonts w:ascii="Times New Roman" w:hAnsi="Times New Roman" w:cs="Times New Roman"/>
-          <w:lang w:val="tr-TR"/>
-        </w:rPr>
-        <w:t xml:space="preserve">Karbon atomlarının hibritleşme türü ve bağlanma geometrisi, yalnızca karbonun oluşturduğu farklı yapıların (allotropların) özelliklerini de belirler. Etkinlikteki kanıt kartlarında gördüğünüz gibi elmasta her karbon atomu sp</w:t>
-      </w:r>
-      <w:r>
-        <w:rPr>
-          <w:rFonts w:ascii="Times New Roman" w:hAnsi="Times New Roman" w:cs="Times New Roman"/>
-          <w:vertAlign w:val="superscript"/>
-          <w:lang w:val="tr-TR"/>
-        </w:rPr>
-        <w:t xml:space="preserve">3</w:t>
-      </w:r>
-      <w:r>
-        <w:rPr>
-          <w:rFonts w:ascii="Times New Roman" w:hAnsi="Times New Roman" w:cs="Times New Roman"/>
-          <w:lang w:val="tr-TR"/>
-        </w:rPr>
-        <w:t xml:space="preserve"> hibritleşmesi yaparak dört karbon atomuna düzgün dörtyüzlü geometride bağlanır ve üç boyutlu, sağlam bir ağ örgü oluşur. Bütün değerlik elektronları sigma bağlarında yer aldığından elmas çok serttir ve elektriği iletmez. Grafitte ise her karbon atomu sp</w:t>
-      </w:r>
-      <w:r>
-        <w:rPr>
-          <w:rFonts w:ascii="Times New Roman" w:hAnsi="Times New Roman" w:cs="Times New Roman"/>
-          <w:vertAlign w:val="superscript"/>
-          <w:lang w:val="tr-TR"/>
-        </w:rPr>
-        <w:t xml:space="preserve">2</w:t>
-      </w:r>
-      <w:r>
-        <w:rPr>
-          <w:rFonts w:ascii="Times New Roman" w:hAnsi="Times New Roman" w:cs="Times New Roman"/>
-          <w:lang w:val="tr-TR"/>
-        </w:rPr>
-        <w:t xml:space="preserve"> hibritleşmesi yaparak aynı düzlemdeki üç karbon atomuna bağlanır ve altıgen halkalardan oluşan katmanlar meydana gelir. Hibritleşmeye katılmayan p orbitallerindeki elektronlar katman boyunca serbestçe hareket edebildiği için grafit elektriği iletir. Katmanlar birbirine yalnızca zayıf London kuvvetleriyle bağlı olduğundan kolayca kayar; kurşun kalemin kâğıtta iz bırakması bu nedenledir. Grafitin tek bir katmanına </w:t>
-      </w:r>
-      <w:r>
-        <w:rPr>
-          <w:rFonts w:ascii="Times New Roman" w:hAnsi="Times New Roman" w:cs="Times New Roman"/>
-          <w:b/>
-          <w:bCs/>
-          <w:lang w:val="tr-TR"/>
-        </w:rPr>
         <w:t xml:space="preserve">grafen</w:t>
       </w:r>
       <w:r>
@@ -5949,7 +5845,7 @@
           <w:rFonts w:ascii="Times New Roman" w:hAnsi="Times New Roman" w:cs="Times New Roman"/>
           <w:lang w:val="tr-TR"/>
         </w:rPr>
-        <w:t xml:space="preserve"> denir. Etkinlikte bantla yaptığınız işlemde grafit katmanlarını birbirinden ayırarak çok ince, birkaç katmanlı grafit ve grafen parçaları elde etmeye çalıştınız. Fulleren (C</w:t>
+        <w:t xml:space="preserve"> denir. Grafit katmanları yapışkan bantla tekrar tekrar soyularak birbirinden ayrılabilir; bu yolla çok ince, birkaç katmanlı grafit ve grafen parçaları elde edilebilir. Grafen katmanının silindir biçiminde kıvrılmasıyla ise karbon nanotüpler oluşur. Fulleren (C</w:t>
       </w:r>
       <w:r>
         <w:rPr>
@@ -7759,13 +7655,13 @@
           <w:rFonts w:ascii="Times New Roman" w:hAnsi="Times New Roman" w:cs="Times New Roman"/>
           <w:lang w:val="tr-TR"/>
         </w:rPr>
-        <w:t xml:space="preserve">2. CH</w:t>
-      </w:r>
-      <w:r>
-        <w:rPr>
-          <w:rFonts w:ascii="Times New Roman" w:hAnsi="Times New Roman" w:cs="Times New Roman"/>
+        <w:t xml:space="preserve">2. SiH</w:t>
+      </w:r>
+      <w:r>
+        <w:rPr>
+          <w:rFonts w:ascii="Times New Roman" w:hAnsi="Times New Roman" w:cs="Times New Roman"/>
+          <w:lang w:val="tr-TR"/>
           <w:vertAlign w:val="subscript"/>
-          <w:lang w:val="tr-TR"/>
         </w:rPr>
         <w:t xml:space="preserve">4</w:t>
       </w:r>
@@ -7774,13 +7670,13 @@
           <w:rFonts w:ascii="Times New Roman" w:hAnsi="Times New Roman" w:cs="Times New Roman"/>
           <w:lang w:val="tr-TR"/>
         </w:rPr>
-        <w:t xml:space="preserve">, NH</w:t>
-      </w:r>
-      <w:r>
-        <w:rPr>
-          <w:rFonts w:ascii="Times New Roman" w:hAnsi="Times New Roman" w:cs="Times New Roman"/>
+        <w:t xml:space="preserve">, PH</w:t>
+      </w:r>
+      <w:r>
+        <w:rPr>
+          <w:rFonts w:ascii="Times New Roman" w:hAnsi="Times New Roman" w:cs="Times New Roman"/>
+          <w:lang w:val="tr-TR"/>
           <w:vertAlign w:val="subscript"/>
-          <w:lang w:val="tr-TR"/>
         </w:rPr>
         <w:t xml:space="preserve">3</w:t>
       </w:r>
@@ -7794,8 +7690,8 @@
       <w:r>
         <w:rPr>
           <w:rFonts w:ascii="Times New Roman" w:hAnsi="Times New Roman" w:cs="Times New Roman"/>
+          <w:lang w:val="tr-TR"/>
           <w:vertAlign w:val="subscript"/>
-          <w:lang w:val="tr-TR"/>
         </w:rPr>
         <w:t xml:space="preserve">2</w:t>
       </w:r>
@@ -7804,7 +7700,7 @@
           <w:rFonts w:ascii="Times New Roman" w:hAnsi="Times New Roman" w:cs="Times New Roman"/>
           <w:lang w:val="tr-TR"/>
         </w:rPr>
-        <w:t xml:space="preserve">O moleküllerini bağ açılarına göre büyükten küçüğe sıralayınız. Sıralamanızın nedenini VSEPR kuramıyla açıklayınız.</w:t>
+        <w:t xml:space="preserve">S moleküllerinde merkez atomun çevresindeki elektron grubu sayısını belirleyiniz. Bu molekülleri bağ açılarına göre büyükten küçüğe sıralayınız. Sıralamanızın nedenini VSEPR kuramıyla açıklayınız. (₁₄Si)</w:t>
       </w:r>
     </w:p>
     <w:tbl>
@@ -7855,13 +7751,13 @@
           <w:rFonts w:ascii="Times New Roman" w:hAnsi="Times New Roman" w:cs="Times New Roman"/>
           <w:lang w:val="tr-TR"/>
         </w:rPr>
-        <w:t xml:space="preserve">3. Bir öğrenci “Dört atomlu moleküllerin hepsi düzlem üçgen geometriye sahiptir.” önermesini sunuyor. BH</w:t>
-      </w:r>
-      <w:r>
-        <w:rPr>
-          <w:rFonts w:ascii="Times New Roman" w:hAnsi="Times New Roman" w:cs="Times New Roman"/>
+        <w:t xml:space="preserve">3. Bir öğrenci “Dört atomlu moleküllerin hepsi düzlem üçgen geometriye sahiptir.” önermesini sunuyor. BBr</w:t>
+      </w:r>
+      <w:r>
+        <w:rPr>
+          <w:rFonts w:ascii="Times New Roman" w:hAnsi="Times New Roman" w:cs="Times New Roman"/>
+          <w:lang w:val="tr-TR"/>
           <w:vertAlign w:val="subscript"/>
-          <w:lang w:val="tr-TR"/>
         </w:rPr>
         <w:t xml:space="preserve">3</w:t>
       </w:r>
@@ -7870,13 +7766,13 @@
           <w:rFonts w:ascii="Times New Roman" w:hAnsi="Times New Roman" w:cs="Times New Roman"/>
           <w:lang w:val="tr-TR"/>
         </w:rPr>
-        <w:t xml:space="preserve"> ve NH</w:t>
-      </w:r>
-      <w:r>
-        <w:rPr>
-          <w:rFonts w:ascii="Times New Roman" w:hAnsi="Times New Roman" w:cs="Times New Roman"/>
+        <w:t xml:space="preserve"> ve PBr</w:t>
+      </w:r>
+      <w:r>
+        <w:rPr>
+          <w:rFonts w:ascii="Times New Roman" w:hAnsi="Times New Roman" w:cs="Times New Roman"/>
+          <w:lang w:val="tr-TR"/>
           <w:vertAlign w:val="subscript"/>
-          <w:lang w:val="tr-TR"/>
         </w:rPr>
         <w:t xml:space="preserve">3</w:t>
       </w:r>
@@ -7885,7 +7781,7 @@
           <w:rFonts w:ascii="Times New Roman" w:hAnsi="Times New Roman" w:cs="Times New Roman"/>
           <w:lang w:val="tr-TR"/>
         </w:rPr>
-        <w:t xml:space="preserve"> moleküllerini kanıt olarak kullanarak bu önermeyi değerlendiriniz ve gerekirse düzeltiniz.</w:t>
+        <w:t xml:space="preserve"> moleküllerini kanıt olarak kullanarak bu önermeyi değerlendiriniz ve gerekirse düzeltiniz. (₅B, ₁₅P, ₃₅Br)</w:t>
       </w:r>
     </w:p>
     <w:tbl>
@@ -8017,7 +7913,7 @@
           <w:rFonts w:ascii="Times New Roman" w:hAnsi="Times New Roman" w:cs="Times New Roman"/>
           <w:lang w:val="tr-TR"/>
         </w:rPr>
-        <w:t xml:space="preserve">5. Elmas ve grafit yalnızca karbon atomlarından oluştuğu hâlde grafitin elektriği iletip elmasın iletmemesini karbon atomlarının hibritleşme türü ve geometrisiyle açıklayınız.</w:t>
+        <w:t xml:space="preserve">5. Karbon nanotüpler, grafen katmanının silindir biçiminde kıvrılmasıyla oluşur. Nanotüpteki karbon atomlarının hibritleşme türünü ve her karbon atomunun bağlandığı karbon atomu sayısını belirleyiniz. Nanotüplerin elektriği iletip iletmemesine ilişkin beklentinizi gerekçesiyle açıklayınız.</w:t>
       </w:r>
     </w:p>
     <w:tbl>

--- a/Kim12-2-3-Molekul-Geometrisi.docx
+++ b/Kim12-2-3-Molekul-Geometrisi.docx
@@ -3724,7 +3724,7 @@
           <w:highlight w:val="yellow"/>
           <w:lang w:val="tr-TR"/>
         </w:rPr>
-        <w:t xml:space="preserve">Güvenlik uyarıları Kimya9/10 kitabından alınsın; kesici aletler (maket bıçağı) ve mikroskop lamları dikkatli kullanılmalı, kırılan cam parçaları uygun şekilde toplanmalıdır.</w:t>
+        <w:t xml:space="preserve">Etkinlik başlığının yanına Kimya10 kitabındaki “Temel Uyarı ve Güvenlik İşaretleri” sayfasından şu işaretler konulsun: KESİCİ/DELİCİ CİSİM UYARISI, KIRILABİLİR CAM UYARISI. Ek uyarılar: Kesici aletler (maket bıçağı) ve mikroskop lamları dikkatli kullanılmalı, kırılan cam parçaları uygun şekilde toplanmalıdır.</w:t>
       </w:r>
     </w:p>
     <w:tbl>

--- a/Kim12-2-3-Molekul-Geometrisi.docx
+++ b/Kim12-2-3-Molekul-Geometrisi.docx
@@ -3727,127 +3727,143 @@
         <w:t xml:space="preserve">Etkinlik başlığının yanına Kimya10 kitabındaki “Temel Uyarı ve Güvenlik İşaretleri” sayfasından şu işaretler konulsun: KESİCİ/DELİCİ CİSİM UYARISI, KIRILABİLİR CAM UYARISI. Ek uyarılar: Kesici aletler (maket bıçağı) ve mikroskop lamları dikkatli kullanılmalı, kırılan cam parçaları uygun şekilde toplanmalıdır.</w:t>
       </w:r>
     </w:p>
-    <w:tbl>
-      <w:tblPr>
-        <w:tblW w:w="9000" w:type="dxa"/>
-        <w:jc w:val="center"/>
-        <w:tblBorders>
-          <w:top w:val="single" w:sz="8" w:space="0" w:color="7F7F7F"/>
-          <w:left w:val="single" w:sz="8" w:space="0" w:color="7F7F7F"/>
-          <w:bottom w:val="single" w:sz="8" w:space="0" w:color="7F7F7F"/>
-          <w:right w:val="single" w:sz="8" w:space="0" w:color="7F7F7F"/>
-        </w:tblBorders>
-      </w:tblPr>
-      <w:tblGrid>
-        <w:gridCol w:w="9000"/>
-      </w:tblGrid>
-      <w:tr>
-        <w:tc>
-          <w:tcPr>
-            <w:tcW w:w="9000" w:type="dxa"/>
-            <w:shd w:val="clear" w:color="auto" w:fill="E2EFDA"/>
-          </w:tcPr>
-          <w:p>
-            <w:pPr>
-              <w:jc w:val="both"/>
-              <w:rPr>
-                <w:rFonts w:ascii="Times New Roman" w:hAnsi="Times New Roman" w:cs="Times New Roman"/>
-                <w:lang w:val="tr-TR"/>
-              </w:rPr>
-            </w:pPr>
-            <w:r>
-              <w:rPr>
-                <w:rFonts w:ascii="Times New Roman" w:hAnsi="Times New Roman" w:cs="Times New Roman"/>
-                <w:b/>
-                <w:bCs/>
-                <w:lang w:val="tr-TR"/>
-              </w:rPr>
-              <w:t xml:space="preserve">Deney önerisi</w:t>
-            </w:r>
-          </w:p>
-          <w:p>
-            <w:pPr>
-              <w:jc w:val="both"/>
-              <w:rPr>
-                <w:rFonts w:ascii="Times New Roman" w:hAnsi="Times New Roman" w:cs="Times New Roman"/>
-                <w:lang w:val="tr-TR"/>
-              </w:rPr>
-            </w:pPr>
-            <w:r>
-              <w:rPr>
-                <w:rFonts w:ascii="Times New Roman" w:hAnsi="Times New Roman" w:cs="Times New Roman"/>
-                <w:lang w:val="tr-TR"/>
-              </w:rPr>
-              <w:t xml:space="preserve">• Bir kâğıt üzerine yumuşak bir kurşun kalemle (6B ya da 8B) yaklaşık 2 cm × 2 cm’lik bir alanı koyu ve parlak görünene kadar boyayınız. Kurşun kalem ucundaki grafit tozunu bir maket bıçağıyla kazıyarak da kullanabilirsiniz.</w:t>
-            </w:r>
-          </w:p>
-          <w:p>
-            <w:pPr>
-              <w:jc w:val="both"/>
-              <w:rPr>
-                <w:rFonts w:ascii="Times New Roman" w:hAnsi="Times New Roman" w:cs="Times New Roman"/>
-                <w:lang w:val="tr-TR"/>
-              </w:rPr>
-            </w:pPr>
-            <w:r>
-              <w:rPr>
-                <w:rFonts w:ascii="Times New Roman" w:hAnsi="Times New Roman" w:cs="Times New Roman"/>
-                <w:lang w:val="tr-TR"/>
-              </w:rPr>
-              <w:t xml:space="preserve">• Boyalı alana yaklaşık 10 cm uzunluğunda şeffaf bir yapışkan bant yapıştırıp bastırınız ve bandı yavaşça kaldırınız. Bant üzerine ince bir grafit tabakası geçecektir.</w:t>
-            </w:r>
-          </w:p>
-          <w:p>
-            <w:pPr>
-              <w:jc w:val="both"/>
-              <w:rPr>
-                <w:rFonts w:ascii="Times New Roman" w:hAnsi="Times New Roman" w:cs="Times New Roman"/>
-                <w:lang w:val="tr-TR"/>
-              </w:rPr>
-            </w:pPr>
-            <w:r>
-              <w:rPr>
-                <w:rFonts w:ascii="Times New Roman" w:hAnsi="Times New Roman" w:cs="Times New Roman"/>
-                <w:lang w:val="tr-TR"/>
-              </w:rPr>
-              <w:t xml:space="preserve">• Bandın yapışkan yüzünü kendi üzerine katlayıp açarak işlemi 8-10 kez tekrarlayınız. Her tekrarda grafit katmanları ikiye ayrılarak incelir.</w:t>
-            </w:r>
-          </w:p>
-          <w:p>
-            <w:pPr>
-              <w:jc w:val="both"/>
-              <w:rPr>
-                <w:rFonts w:ascii="Times New Roman" w:hAnsi="Times New Roman" w:cs="Times New Roman"/>
-                <w:lang w:val="tr-TR"/>
-              </w:rPr>
-            </w:pPr>
-            <w:r>
-              <w:rPr>
-                <w:rFonts w:ascii="Times New Roman" w:hAnsi="Times New Roman" w:cs="Times New Roman"/>
-                <w:lang w:val="tr-TR"/>
-              </w:rPr>
-              <w:t xml:space="preserve">• Bandı temiz bir mikroskop lamına yapıştırıp bastırınız ve yavaşça kaldırınız. Lam üzerinde kalan ince katmanları ışık mikroskobunda farklı büyütmelerde inceleyiniz.</w:t>
-            </w:r>
-          </w:p>
-          <w:p>
-            <w:pPr>
-              <w:jc w:val="both"/>
-              <w:rPr>
-                <w:rFonts w:ascii="Times New Roman" w:hAnsi="Times New Roman" w:cs="Times New Roman"/>
-                <w:lang w:val="tr-TR"/>
-              </w:rPr>
-            </w:pPr>
-            <w:r>
-              <w:rPr>
-                <w:rFonts w:ascii="Times New Roman" w:hAnsi="Times New Roman" w:cs="Times New Roman"/>
-                <w:lang w:val="tr-TR"/>
-              </w:rPr>
-              <w:t xml:space="preserve">• Kurşun kalemle boyadığınız alanın ve bant üzerindeki tabakanın uçlarına bir pil-LED devresinin uçlarını dokundurarak iletkenliği gözlemleyiniz.</w:t>
-            </w:r>
-          </w:p>
-        </w:tc>
-      </w:tr>
-    </w:tbl>
+    <w:p>
+      <w:pPr>
+        <w:jc w:val="both"/>
+        <w:rPr>
+          <w:rFonts w:ascii="Times New Roman" w:hAnsi="Times New Roman" w:cs="Times New Roman"/>
+          <w:lang w:val="tr-TR"/>
+        </w:rPr>
+      </w:pPr>
+      <w:r>
+        <w:rPr>
+          <w:rFonts w:ascii="Times New Roman" w:hAnsi="Times New Roman" w:cs="Times New Roman"/>
+          <w:lang w:val="tr-TR"/>
+        </w:rPr>
+        <w:t xml:space="preserve">Deney basamaklarını takip ederek verilen deneyi gerçekleştiriniz ve gözlem sonuçlarınızı kaydediniz.</w:t>
+      </w:r>
+    </w:p>
+    <w:p>
+      <w:pPr>
+        <w:jc w:val="both"/>
+        <w:rPr>
+          <w:rFonts w:ascii="Times New Roman" w:hAnsi="Times New Roman" w:cs="Times New Roman"/>
+          <w:lang w:val="tr-TR"/>
+        </w:rPr>
+      </w:pPr>
+      <w:r>
+        <w:rPr>
+          <w:b/>
+          <w:rFonts w:ascii="Times New Roman" w:hAnsi="Times New Roman" w:cs="Times New Roman"/>
+          <w:lang w:val="tr-TR"/>
+        </w:rPr>
+        <w:t xml:space="preserve">Gerekli Malzemeler:</w:t>
+      </w:r>
+      <w:r>
+        <w:rPr>
+          <w:rFonts w:ascii="Times New Roman" w:hAnsi="Times New Roman" w:cs="Times New Roman"/>
+          <w:lang w:val="tr-TR"/>
+        </w:rPr>
+        <w:t xml:space="preserve"> yumuşak kurşun kalem (6B ya da 8B), kâğıt, maket bıçağı, şeffaf yapışkan bant, mikroskop lamı, ışık mikroskobu, pil, LED ve bağlantı kabloları.</w:t>
+      </w:r>
+    </w:p>
+    <w:p>
+      <w:pPr>
+        <w:jc w:val="both"/>
+        <w:rPr>
+          <w:rFonts w:ascii="Times New Roman" w:hAnsi="Times New Roman" w:cs="Times New Roman"/>
+          <w:lang w:val="tr-TR"/>
+        </w:rPr>
+      </w:pPr>
+      <w:r>
+        <w:rPr>
+          <w:b/>
+          <w:rFonts w:ascii="Times New Roman" w:hAnsi="Times New Roman" w:cs="Times New Roman"/>
+          <w:lang w:val="tr-TR"/>
+        </w:rPr>
+        <w:t xml:space="preserve">Deney Basamakları:</w:t>
+      </w:r>
+    </w:p>
+    <w:p>
+      <w:pPr>
+        <w:jc w:val="both"/>
+        <w:rPr>
+          <w:rFonts w:ascii="Times New Roman" w:hAnsi="Times New Roman" w:cs="Times New Roman"/>
+          <w:lang w:val="tr-TR"/>
+        </w:rPr>
+      </w:pPr>
+      <w:r>
+        <w:rPr>
+          <w:rFonts w:ascii="Times New Roman" w:hAnsi="Times New Roman" w:cs="Times New Roman"/>
+          <w:lang w:val="tr-TR"/>
+        </w:rPr>
+        <w:t xml:space="preserve">1. Bir kâğıt üzerine yumuşak bir kurşun kalemle yaklaşık 2 cm × 2 cm’lik bir alanı koyu ve parlak görünene kadar boyayınız. Kurşun kalem ucundaki grafit tozunu bir maket bıçağıyla kazıyarak da kullanabilirsiniz.</w:t>
+      </w:r>
+    </w:p>
+    <w:p>
+      <w:pPr>
+        <w:jc w:val="both"/>
+        <w:rPr>
+          <w:rFonts w:ascii="Times New Roman" w:hAnsi="Times New Roman" w:cs="Times New Roman"/>
+          <w:lang w:val="tr-TR"/>
+        </w:rPr>
+      </w:pPr>
+      <w:r>
+        <w:rPr>
+          <w:rFonts w:ascii="Times New Roman" w:hAnsi="Times New Roman" w:cs="Times New Roman"/>
+          <w:lang w:val="tr-TR"/>
+        </w:rPr>
+        <w:t xml:space="preserve">2. Boyalı alana yaklaşık 10 cm uzunluğunda şeffaf bir yapışkan bant yapıştırıp bastırınız ve bandı yavaşça kaldırınız.</w:t>
+      </w:r>
+    </w:p>
+    <w:p>
+      <w:pPr>
+        <w:jc w:val="both"/>
+        <w:rPr>
+          <w:rFonts w:ascii="Times New Roman" w:hAnsi="Times New Roman" w:cs="Times New Roman"/>
+          <w:lang w:val="tr-TR"/>
+        </w:rPr>
+      </w:pPr>
+      <w:r>
+        <w:rPr>
+          <w:rFonts w:ascii="Times New Roman" w:hAnsi="Times New Roman" w:cs="Times New Roman"/>
+          <w:lang w:val="tr-TR"/>
+        </w:rPr>
+        <w:t xml:space="preserve">3. Bandın yapışkan yüzünü kendi üzerine katlayıp açarak işlemi 8-10 kez tekrarlayınız.</w:t>
+      </w:r>
+    </w:p>
+    <w:p>
+      <w:pPr>
+        <w:jc w:val="both"/>
+        <w:rPr>
+          <w:rFonts w:ascii="Times New Roman" w:hAnsi="Times New Roman" w:cs="Times New Roman"/>
+          <w:lang w:val="tr-TR"/>
+        </w:rPr>
+      </w:pPr>
+      <w:r>
+        <w:rPr>
+          <w:rFonts w:ascii="Times New Roman" w:hAnsi="Times New Roman" w:cs="Times New Roman"/>
+          <w:lang w:val="tr-TR"/>
+        </w:rPr>
+        <w:t xml:space="preserve">4. Bandı temiz bir mikroskop lamına yapıştırıp bastırınız ve yavaşça kaldırınız. Lam üzerinde kalan ince katmanları ışık mikroskobunda farklı büyütmelerde inceleyiniz.</w:t>
+      </w:r>
+    </w:p>
+    <w:p>
+      <w:pPr>
+        <w:jc w:val="both"/>
+        <w:rPr>
+          <w:rFonts w:ascii="Times New Roman" w:hAnsi="Times New Roman" w:cs="Times New Roman"/>
+          <w:lang w:val="tr-TR"/>
+        </w:rPr>
+      </w:pPr>
+      <w:r>
+        <w:rPr>
+          <w:rFonts w:ascii="Times New Roman" w:hAnsi="Times New Roman" w:cs="Times New Roman"/>
+          <w:lang w:val="tr-TR"/>
+        </w:rPr>
+        <w:t xml:space="preserve">5. Kurşun kalemle boyadığınız alanın ve bant üzerindeki tabakanın uçlarına bir pil-LED devresinin uçlarını dokundurarak iletkenliği gözlemleyiniz.</w:t>
+      </w:r>
+    </w:p>
     <w:p>
       <w:pPr>
         <w:jc w:val="both"/>

--- a/Kim12-2-3-Molekul-Geometrisi.docx
+++ b/Kim12-2-3-Molekul-Geometrisi.docx
@@ -96,7 +96,7 @@
           <w:rFonts w:ascii="Times New Roman" w:hAnsi="Times New Roman" w:cs="Times New Roman"/>
           <w:lang w:val="tr-TR"/>
         </w:rPr>
-        <w:t xml:space="preserve"> molekülleri aynı şekle mi sahiptir? Bir etkinlik yaparak keşfediniz. Analiz ve Keşif Atölyesi 2.3.’te çıkarım yapacaksınız: Hibrit orbitallerin uzaydaki yönelimlerinden yola çıkarak molekül geometrilerine ilişkin varsayımda bulunacak, aynı sayıda atom içeren moleküllerin geometrilerindeki örüntüleri listeleyecek, belirlediğiniz geometrileri uzay dolgu modelleriyle karşılaştıracak, molekül geometrisinin oluşumuna ilişkin önermeler sunacak ve bu önermeleri VSEPR kuramı üzerinden değerlendireceksiniz. Fikirlerinizi grubunuzla paylaşırken iletişim becerilerinizi, molekülleri dijital araçlarla incelerken dijital ve görsel okuryazarlığınızı kullanacak; önermelerinizi güvenilir bilgilerle eleştirel bir bakışla sınayarak araştırmacı ve sorgulayıcı tutumunuzu güçlendireceksiniz.</w:t>
+        <w:t xml:space="preserve"> molekülleri aynı şekle mi sahiptir? Bu soruların cevabını bir etkinlik yaparak keşfediniz. Analiz ve Keşif Atölyesi 2.3.’te çıkarım yapacaksınız: Hibrit orbitallerin uzaydaki yönelimlerinden yola çıkarak molekül geometrilerine ilişkin varsayımda bulunacak, aynı sayıda atom içeren moleküllerin geometrilerindeki örüntüleri listeleyecek, belirlediğiniz geometrileri uzay dolgu modelleriyle karşılaştıracak, molekül geometrisinin oluşumuna ilişkin önermeler sunacak ve bu önermeleri VSEPR kuramı üzerinden değerlendireceksiniz. Fikirlerinizi grubunuzla paylaşırken iletişim becerilerinizi, molekülleri dijital araçlarla incelerken dijital ve görsel okuryazarlığınızı kullanacak; önermelerinizi güvenilir bilgilerle eleştirel bir bakışla sınayarak araştırmacı ve sorgulayıcı tutumunuzu güçlendireceksiniz.</w:t>
       </w:r>
     </w:p>
     <w:tbl>

--- a/Kim12-2-3-Molekul-Geometrisi.docx
+++ b/Kim12-2-3-Molekul-Geometrisi.docx
@@ -5570,7 +5570,7 @@
       <w:r>
         <w:drawing>
           <wp:inline distT="0" distB="0" distL="0" distR="0">
-            <wp:extent cx="5760000" cy="1285253"/>
+            <wp:extent cx="4495808" cy="1136906"/>
             <wp:docPr id="900005" name="Grafik 900005" descr="VSEPR geometrileri top-çubuk (BeF2, BCl3, CF4, NCl3, OF2)"/>
             <wp:cNvGraphicFramePr>
               <a:graphicFrameLocks noChangeAspect="1"/>
@@ -5591,7 +5591,7 @@
                   <pic:spPr>
                     <a:xfrm>
                       <a:off x="0" y="0"/>
-                      <a:ext cx="5760000" cy="1285253"/>
+                      <a:ext cx="4495808" cy="1136906"/>
                     </a:xfrm>
                     <a:prstGeom prst="rect">
                       <a:avLst/>

--- a/Kim12-2-3-Molekul-Geometrisi.docx
+++ b/Kim12-2-3-Molekul-Geometrisi.docx
@@ -1520,7 +1520,7 @@
       <w:r>
         <w:drawing>
           <wp:inline distT="0" distB="0" distL="0" distR="0">
-            <wp:extent cx="5400000" cy="1151724"/>
+            <wp:extent cx="5398018" cy="1094234"/>
             <wp:docPr id="900002" name="Grafik 900002" descr="BeH2, BH3, CH4, NH3, H2O uzay dolgu modelleri"/>
             <wp:cNvGraphicFramePr>
               <a:graphicFrameLocks noChangeAspect="1"/>
@@ -1541,7 +1541,7 @@
                   <pic:spPr>
                     <a:xfrm>
                       <a:off x="0" y="0"/>
-                      <a:ext cx="5400000" cy="1151724"/>
+                      <a:ext cx="5398018" cy="1094234"/>
                     </a:xfrm>
                     <a:prstGeom prst="rect">
                       <a:avLst/>

--- a/Kim12-2-3-Molekul-Geometrisi.docx
+++ b/Kim12-2-3-Molekul-Geometrisi.docx
@@ -362,7 +362,7 @@
       <w:r>
         <w:drawing>
           <wp:inline distT="0" distB="0" distL="0" distR="0">
-            <wp:extent cx="5760000" cy="1160943"/>
+            <wp:extent cx="5757683" cy="1581915"/>
             <wp:docPr id="900001" name="Grafik 900001" descr="Hibrit orbital yönelimleri"/>
             <wp:cNvGraphicFramePr>
               <a:graphicFrameLocks noChangeAspect="1"/>
@@ -383,7 +383,7 @@
                   <pic:spPr>
                     <a:xfrm>
                       <a:off x="0" y="0"/>
-                      <a:ext cx="5760000" cy="1160943"/>
+                      <a:ext cx="5757683" cy="1581915"/>
                     </a:xfrm>
                     <a:prstGeom prst="rect">
                       <a:avLst/>

--- a/Kim12-2-3-Molekul-Geometrisi.docx
+++ b/Kim12-2-3-Molekul-Geometrisi.docx
@@ -99,85 +99,59 @@
         <w:t xml:space="preserve"> molekülleri aynı şekle mi sahiptir? Bu soruların cevabını bir etkinlik yaparak keşfediniz. Analiz ve Keşif Atölyesi 2.3.’te çıkarım yapacaksınız: Hibrit orbitallerin uzaydaki yönelimlerinden yola çıkarak molekül geometrilerine ilişkin varsayımda bulunacak, aynı sayıda atom içeren moleküllerin geometrilerindeki örüntüleri listeleyecek, belirlediğiniz geometrileri uzay dolgu modelleriyle karşılaştıracak, molekül geometrisinin oluşumuna ilişkin önermeler sunacak ve bu önermeleri VSEPR kuramı üzerinden değerlendireceksiniz. Fikirlerinizi grubunuzla paylaşırken iletişim becerilerinizi, molekülleri dijital araçlarla incelerken dijital ve görsel okuryazarlığınızı kullanacak; önermelerinizi güvenilir bilgilerle eleştirel bir bakışla sınayarak araştırmacı ve sorgulayıcı tutumunuzu güçlendireceksiniz.</w:t>
       </w:r>
     </w:p>
-    <w:tbl>
-      <w:tblPr>
-        <w:tblW w:w="9000" w:type="dxa"/>
+    <w:p>
+      <w:pPr>
         <w:jc w:val="center"/>
-        <w:tblBorders>
-          <w:top w:val="single" w:sz="8" w:space="0" w:color="7F7F7F"/>
-          <w:left w:val="single" w:sz="8" w:space="0" w:color="7F7F7F"/>
-          <w:bottom w:val="single" w:sz="8" w:space="0" w:color="7F7F7F"/>
-          <w:right w:val="single" w:sz="8" w:space="0" w:color="7F7F7F"/>
-        </w:tblBorders>
-      </w:tblPr>
-      <w:tblGrid>
-        <w:gridCol w:w="9000"/>
-      </w:tblGrid>
-      <w:tr>
-        <w:tc>
-          <w:tcPr>
-            <w:tcW w:w="9000" w:type="dxa"/>
-            <w:shd w:val="clear" w:color="auto" w:fill="EDEDED"/>
-          </w:tcPr>
-          <w:p>
-            <w:pPr>
-              <w:jc w:val="both"/>
-              <w:rPr>
-                <w:rFonts w:ascii="Times New Roman" w:hAnsi="Times New Roman" w:cs="Times New Roman"/>
-                <w:lang w:val="tr-TR"/>
-              </w:rPr>
-            </w:pPr>
-            <w:r>
-              <w:rPr>
-                <w:rFonts w:ascii="Times New Roman" w:hAnsi="Times New Roman" w:cs="Times New Roman"/>
-                <w:lang w:val="tr-TR"/>
-              </w:rPr>
-              <w:t xml:space="preserve">GÖRSEL ALANI (Shutterstock)</w:t>
-            </w:r>
-          </w:p>
-          <w:p>
-            <w:pPr>
-              <w:jc w:val="both"/>
-              <w:rPr>
-                <w:rFonts w:ascii="Times New Roman" w:hAnsi="Times New Roman" w:cs="Times New Roman"/>
-                <w:lang w:val="tr-TR"/>
-              </w:rPr>
-            </w:pPr>
-            <w:r>
-              <w:rPr>
-                <w:rFonts w:ascii="Times New Roman" w:hAnsi="Times New Roman" w:cs="Times New Roman"/>
-                <w:lang w:val="tr-TR"/>
-              </w:rPr>
-              <w:t xml:space="preserve">Tarif: Koyu zemin üzerinde altı kollu simetrik bir kar tanesinin makro fotoğrafı.</w:t>
-            </w:r>
-          </w:p>
-          <w:p>
-            <w:pPr>
-              <w:jc w:val="both"/>
-              <w:rPr>
-                <w:rFonts w:ascii="Times New Roman" w:hAnsi="Times New Roman" w:cs="Times New Roman"/>
-                <w:lang w:val="tr-TR"/>
-              </w:rPr>
-            </w:pPr>
-            <w:r>
-              <w:rPr>
-                <w:rFonts w:ascii="Times New Roman" w:hAnsi="Times New Roman" w:cs="Times New Roman"/>
-                <w:lang w:val="tr-TR"/>
-              </w:rPr>
-              <w:t xml:space="preserve">Shutter ID: 2689872167 (fotoğraf) — Snowflake macro, water crystals</w:t>
-            </w:r>
-          </w:p>
-        </w:tc>
-      </w:tr>
-    </w:tbl>
+      </w:pPr>
+      <w:r>
+        <w:drawing>
+          <wp:inline xmlns:a="http://schemas.openxmlformats.org/drawingml/2006/main" xmlns:pic="http://schemas.openxmlformats.org/drawingml/2006/picture">
+            <wp:extent cx="3436363" cy="2520000"/>
+            <wp:docPr id="900013" name="Picture 900013"/>
+            <wp:cNvGraphicFramePr>
+              <a:graphicFrameLocks noChangeAspect="1"/>
+            </wp:cNvGraphicFramePr>
+            <a:graphic>
+              <a:graphicData uri="http://schemas.openxmlformats.org/drawingml/2006/picture">
+                <pic:pic>
+                  <pic:nvPicPr>
+                    <pic:cNvPr id="0" name="2689872167_d.jpg"/>
+                    <pic:cNvPicPr/>
+                  </pic:nvPicPr>
+                  <pic:blipFill>
+                    <a:blip r:embed="rId11"/>
+                    <a:stretch>
+                      <a:fillRect/>
+                    </a:stretch>
+                  </pic:blipFill>
+                  <pic:spPr>
+                    <a:xfrm>
+                      <a:off x="0" y="0"/>
+                      <a:ext cx="3436363" cy="2520000"/>
+                    </a:xfrm>
+                    <a:prstGeom prst="rect"/>
+                  </pic:spPr>
+                </pic:pic>
+              </a:graphicData>
+            </a:graphic>
+          </wp:inline>
+        </w:drawing>
+      </w:r>
+    </w:p>
     <w:p>
       <w:pPr>
-        <w:jc w:val="both"/>
-        <w:rPr>
-          <w:rFonts w:ascii="Times New Roman" w:hAnsi="Times New Roman" w:cs="Times New Roman"/>
-          <w:lang w:val="tr-TR"/>
-        </w:rPr>
-      </w:pPr>
+        <w:jc w:val="center"/>
+      </w:pPr>
+      <w:r>
+        <w:rPr>
+          <w:rFonts w:ascii="Times New Roman" w:hAnsi="Times New Roman" w:cs="Times New Roman"/>
+          <w:b/>
+          <w:bCs/>
+          <w:highlight w:val="yellow"/>
+          <w:lang w:val="tr-TR"/>
+        </w:rPr>
+        <w:t xml:space="preserve">Shutter id: 2689872167</w:t>
+      </w:r>
     </w:p>
     <w:p>
       <w:pPr>
@@ -3459,85 +3433,59 @@
         </w:rPr>
       </w:pPr>
     </w:p>
-    <w:tbl>
-      <w:tblPr>
-        <w:tblW w:w="9000" w:type="dxa"/>
+    <w:p>
+      <w:pPr>
         <w:jc w:val="center"/>
-        <w:tblBorders>
-          <w:top w:val="single" w:sz="8" w:space="0" w:color="7F7F7F"/>
-          <w:left w:val="single" w:sz="8" w:space="0" w:color="7F7F7F"/>
-          <w:bottom w:val="single" w:sz="8" w:space="0" w:color="7F7F7F"/>
-          <w:right w:val="single" w:sz="8" w:space="0" w:color="7F7F7F"/>
-        </w:tblBorders>
-      </w:tblPr>
-      <w:tblGrid>
-        <w:gridCol w:w="9000"/>
-      </w:tblGrid>
-      <w:tr>
-        <w:tc>
-          <w:tcPr>
-            <w:tcW w:w="9000" w:type="dxa"/>
-            <w:shd w:val="clear" w:color="auto" w:fill="EDEDED"/>
-          </w:tcPr>
-          <w:p>
-            <w:pPr>
-              <w:jc w:val="both"/>
-              <w:rPr>
-                <w:rFonts w:ascii="Times New Roman" w:hAnsi="Times New Roman" w:cs="Times New Roman"/>
-                <w:lang w:val="tr-TR"/>
-              </w:rPr>
-            </w:pPr>
-            <w:r>
-              <w:rPr>
-                <w:rFonts w:ascii="Times New Roman" w:hAnsi="Times New Roman" w:cs="Times New Roman"/>
-                <w:lang w:val="tr-TR"/>
-              </w:rPr>
-              <w:t xml:space="preserve">GÖRSEL ALANI (Shutterstock)</w:t>
-            </w:r>
-          </w:p>
-          <w:p>
-            <w:pPr>
-              <w:jc w:val="both"/>
-              <w:rPr>
-                <w:rFonts w:ascii="Times New Roman" w:hAnsi="Times New Roman" w:cs="Times New Roman"/>
-                <w:lang w:val="tr-TR"/>
-              </w:rPr>
-            </w:pPr>
-            <w:r>
-              <w:rPr>
-                <w:rFonts w:ascii="Times New Roman" w:hAnsi="Times New Roman" w:cs="Times New Roman"/>
-                <w:lang w:val="tr-TR"/>
-              </w:rPr>
-              <w:t xml:space="preserve">Tarif: Elmas, grafit, grafen ve fulleren (C60) yapılarının yan yana top-çubuk modelleri; her birinin altında adı (vektörel illüstrasyon).</w:t>
-            </w:r>
-          </w:p>
-          <w:p>
-            <w:pPr>
-              <w:jc w:val="both"/>
-              <w:rPr>
-                <w:rFonts w:ascii="Times New Roman" w:hAnsi="Times New Roman" w:cs="Times New Roman"/>
-                <w:lang w:val="tr-TR"/>
-              </w:rPr>
-            </w:pPr>
-            <w:r>
-              <w:rPr>
-                <w:rFonts w:ascii="Times New Roman" w:hAnsi="Times New Roman" w:cs="Times New Roman"/>
-                <w:lang w:val="tr-TR"/>
-              </w:rPr>
-              <w:t xml:space="preserve">Shutter ID: 2074189445 (vektör) — Allotropes of carbon infographic diagram (yazılar Türkçeye çevrilecek)</w:t>
-            </w:r>
-          </w:p>
-        </w:tc>
-      </w:tr>
-    </w:tbl>
+      </w:pPr>
+      <w:r>
+        <w:drawing>
+          <wp:inline xmlns:a="http://schemas.openxmlformats.org/drawingml/2006/main" xmlns:pic="http://schemas.openxmlformats.org/drawingml/2006/picture">
+            <wp:extent cx="1779749" cy="2519999"/>
+            <wp:docPr id="900014" name="Picture 900014"/>
+            <wp:cNvGraphicFramePr>
+              <a:graphicFrameLocks noChangeAspect="1"/>
+            </wp:cNvGraphicFramePr>
+            <a:graphic>
+              <a:graphicData uri="http://schemas.openxmlformats.org/drawingml/2006/picture">
+                <pic:pic>
+                  <pic:nvPicPr>
+                    <pic:cNvPr id="0" name="2074189445_d.jpg"/>
+                    <pic:cNvPicPr/>
+                  </pic:nvPicPr>
+                  <pic:blipFill>
+                    <a:blip r:embed="rId12"/>
+                    <a:stretch>
+                      <a:fillRect/>
+                    </a:stretch>
+                  </pic:blipFill>
+                  <pic:spPr>
+                    <a:xfrm>
+                      <a:off x="0" y="0"/>
+                      <a:ext cx="1779749" cy="2519999"/>
+                    </a:xfrm>
+                    <a:prstGeom prst="rect"/>
+                  </pic:spPr>
+                </pic:pic>
+              </a:graphicData>
+            </a:graphic>
+          </wp:inline>
+        </w:drawing>
+      </w:r>
+    </w:p>
     <w:p>
       <w:pPr>
-        <w:jc w:val="both"/>
-        <w:rPr>
-          <w:rFonts w:ascii="Times New Roman" w:hAnsi="Times New Roman" w:cs="Times New Roman"/>
-          <w:lang w:val="tr-TR"/>
-        </w:rPr>
-      </w:pPr>
+        <w:jc w:val="center"/>
+      </w:pPr>
+      <w:r>
+        <w:rPr>
+          <w:rFonts w:ascii="Times New Roman" w:hAnsi="Times New Roman" w:cs="Times New Roman"/>
+          <w:b/>
+          <w:bCs/>
+          <w:highlight w:val="yellow"/>
+          <w:lang w:val="tr-TR"/>
+        </w:rPr>
+        <w:t xml:space="preserve">Shutter id: 2074189445</w:t>
+      </w:r>
     </w:p>
     <w:p>
       <w:pPr>

--- a/Kim12-2-3-Molekul-Geometrisi.docx
+++ b/Kim12-2-3-Molekul-Geometrisi.docx
@@ -3485,6 +3485,26 @@
           <w:lang w:val="tr-TR"/>
         </w:rPr>
         <w:t xml:space="preserve">Shutter id: 2074189445</w:t>
+      </w:r>
+    </w:p>
+    <w:p>
+      <w:r>
+        <w:rPr>
+          <w:rFonts w:ascii="Times New Roman" w:hAnsi="Times New Roman" w:cs="Times New Roman"/>
+          <w:b/>
+          <w:highlight w:val="yellow"/>
+          <w:lang w:val="tr-TR"/>
+        </w:rPr>
+        <w:t xml:space="preserve">NOT: </w:t>
+      </w:r>
+      <w:r>
+        <w:rPr>
+          <w:rFonts w:ascii="Times New Roman" w:hAnsi="Times New Roman" w:cs="Times New Roman"/>
+          <w:b w:val="0"/>
+          <w:highlight w:val="yellow"/>
+          <w:lang w:val="tr-TR"/>
+        </w:rPr>
+        <w:t>Görseldeki İngilizce yazılar Türkçeye çevrilecek: Allotropes of Carbon: Karbonun allotropları; Diamond: Elmas; Graphite: Grafit; Fullerene: Fulleren; Graphene: Grafen.</w:t>
       </w:r>
     </w:p>
     <w:p>

--- a/Kim12-2-3-Molekul-Geometrisi.docx
+++ b/Kim12-2-3-Molekul-Geometrisi.docx
@@ -36,7 +36,7 @@
           <w:rFonts w:ascii="Times New Roman" w:hAnsi="Times New Roman" w:cs="Times New Roman"/>
           <w:lang w:val="tr-TR"/>
         </w:rPr>
-        <w:t xml:space="preserve">Kış aylarında gökyüzünden düşen kar tanelerine yakından bakıldığında hemen hepsinin altı kollu, altıgen bir simetriye sahip olduğu görülür (Görsel A). Kar tanelerinin bu biçimi, buzdaki su moleküllerinin birbirine hidrojen bağlarıyla belirli açılarda bağlanmasından kaynaklanır. Su molekülü doğrusal olsaydı ne buzun yapısı ne de suyun pek çok özelliği bugünkü gibi olurdu. Benzer şekilde burnumuzdaki koku almaçları ve vücudumuzdaki enzimler, moleküllerin üç boyutlu şekillerini “tanıyarak” çalışır. Peki bir molekülün şeklini belirleyen nedir? Üç atomlu BeH</w:t>
+        <w:t xml:space="preserve">Kış aylarında gökyüzünden düşen kar tanelerine yakından bakıldığında hemen hepsinin altı kollu, altıgen bir simetriye sahip olduğu görülür (Görsel A). Kar tanelerinin bu biçimi, buzdaki su moleküllerinin birbirine hidrojen bağlarıyla belirli açılarda bağlanmasından kaynaklanır. Su molekülü doğrusal olsaydı ne buzun yapısı ne de suyun pek çok özelliği bugünkü gibi olurdu. Buz sıvı sudan daha az yoğun olduğu için kışın göllerin yüzeyi donarken altındaki su sıvı kalır (Görsel B). Benzer şekilde burnumuzdaki koku almaçları ve vücudumuzdaki enzimler, moleküllerin üç boyutlu şekillerini “tanıyarak” çalışır. Peki bir molekülün şeklini belirleyen nedir? Üç atomlu BeH</w:t>
       </w:r>
       <w:r>
         <w:rPr>
@@ -99,85 +99,195 @@
         <w:t xml:space="preserve"> molekülleri aynı şekle mi sahiptir? Bu soruların cevabını bir etkinlik yaparak keşfediniz. Analiz ve Keşif Atölyesi 2.3.’te çıkarım yapacaksınız: Hibrit orbitallerin uzaydaki yönelimlerinden yola çıkarak molekül geometrilerine ilişkin varsayımda bulunacak, aynı sayıda atom içeren moleküllerin geometrilerindeki örüntüleri listeleyecek, belirlediğiniz geometrileri uzay dolgu modelleriyle karşılaştıracak, molekül geometrisinin oluşumuna ilişkin önermeler sunacak ve bu önermeleri VSEPR kuramı üzerinden değerlendireceksiniz. Fikirlerinizi grubunuzla paylaşırken iletişim becerilerinizi, molekülleri dijital araçlarla incelerken dijital ve görsel okuryazarlığınızı kullanacak; önermelerinizi güvenilir bilgilerle eleştirel bir bakışla sınayarak araştırmacı ve sorgulayıcı tutumunuzu güçlendireceksiniz.</w:t>
       </w:r>
     </w:p>
-    <w:p>
-      <w:pPr>
+    <w:tbl>
+      <w:tblPr>
+        <w:tblW w:w="9000" w:type="dxa"/>
         <w:jc w:val="center"/>
-      </w:pPr>
-      <w:r>
-        <w:drawing>
-          <wp:inline xmlns:a="http://schemas.openxmlformats.org/drawingml/2006/main" xmlns:pic="http://schemas.openxmlformats.org/drawingml/2006/picture">
-            <wp:extent cx="3436363" cy="2520000"/>
-            <wp:docPr id="900013" name="Picture 900013"/>
-            <wp:cNvGraphicFramePr>
-              <a:graphicFrameLocks noChangeAspect="1"/>
-            </wp:cNvGraphicFramePr>
-            <a:graphic>
-              <a:graphicData uri="http://schemas.openxmlformats.org/drawingml/2006/picture">
-                <pic:pic>
-                  <pic:nvPicPr>
-                    <pic:cNvPr id="0" name="2689872167_d.jpg"/>
-                    <pic:cNvPicPr/>
-                  </pic:nvPicPr>
-                  <pic:blipFill>
-                    <a:blip r:embed="rId11"/>
-                    <a:stretch>
-                      <a:fillRect/>
-                    </a:stretch>
-                  </pic:blipFill>
-                  <pic:spPr>
-                    <a:xfrm>
-                      <a:off x="0" y="0"/>
-                      <a:ext cx="3436363" cy="2520000"/>
-                    </a:xfrm>
-                    <a:prstGeom prst="rect"/>
-                  </pic:spPr>
-                </pic:pic>
-              </a:graphicData>
-            </a:graphic>
-          </wp:inline>
-        </w:drawing>
-      </w:r>
-    </w:p>
-    <w:p>
-      <w:pPr>
-        <w:jc w:val="center"/>
-      </w:pPr>
-      <w:r>
-        <w:rPr>
-          <w:rFonts w:ascii="Times New Roman" w:hAnsi="Times New Roman" w:cs="Times New Roman"/>
-          <w:b/>
-          <w:bCs/>
-          <w:highlight w:val="yellow"/>
-          <w:lang w:val="tr-TR"/>
-        </w:rPr>
-        <w:t xml:space="preserve">Shutter id: 2689872167</w:t>
-      </w:r>
-    </w:p>
-    <w:p>
-      <w:pPr>
-        <w:jc w:val="center"/>
-        <w:rPr>
-          <w:rFonts w:ascii="Times New Roman" w:hAnsi="Times New Roman" w:cs="Times New Roman"/>
-          <w:lang w:val="tr-TR"/>
-        </w:rPr>
-      </w:pPr>
-      <w:r>
-        <w:rPr>
-          <w:rFonts w:ascii="Times New Roman" w:hAnsi="Times New Roman" w:cs="Times New Roman"/>
-          <w:b/>
-          <w:bCs/>
-          <w:lang w:val="tr-TR"/>
-        </w:rPr>
-        <w:t xml:space="preserve">Görsel A:</w:t>
-      </w:r>
-      <w:r>
-        <w:rPr>
-          <w:rFonts w:ascii="Times New Roman" w:hAnsi="Times New Roman" w:cs="Times New Roman"/>
-          <w:lang w:val="tr-TR"/>
-        </w:rPr>
-        <w:t xml:space="preserve"> Kar tanesi</w:t>
-      </w:r>
-    </w:p>
+        <w:tblBorders>
+          <w:top w:val="nil"/>
+          <w:left w:val="nil"/>
+          <w:bottom w:val="nil"/>
+          <w:right w:val="nil"/>
+          <w:insideH w:val="nil"/>
+          <w:insideV w:val="nil"/>
+        </w:tblBorders>
+        <w:tblLayout w:type="fixed"/>
+      </w:tblPr>
+      <w:tblGrid>
+        <w:gridCol w:w="4500"/>
+        <w:gridCol w:w="4500"/>
+      </w:tblGrid>
+      <w:tr>
+        <w:tc>
+          <w:tcPr>
+            <w:tcW w:w="4500" w:type="dxa"/>
+          </w:tcPr>
+          <w:p>
+            <w:pPr>
+              <w:jc w:val="center"/>
+            </w:pPr>
+            <w:r>
+              <w:drawing>
+                <wp:inline xmlns:a="http://schemas.openxmlformats.org/drawingml/2006/main" xmlns:pic="http://schemas.openxmlformats.org/drawingml/2006/picture">
+                  <wp:extent cx="2628000" cy="1927200"/>
+                  <wp:docPr id="900013" name="Picture 900013"/>
+                  <wp:cNvGraphicFramePr>
+                    <a:graphicFrameLocks noChangeAspect="1"/>
+                  </wp:cNvGraphicFramePr>
+                  <a:graphic>
+                    <a:graphicData uri="http://schemas.openxmlformats.org/drawingml/2006/picture">
+                      <pic:pic>
+                        <pic:nvPicPr>
+                          <pic:cNvPr id="0" name="2689872167_d.jpg"/>
+                          <pic:cNvPicPr/>
+                        </pic:nvPicPr>
+                        <pic:blipFill>
+                          <a:blip r:embed="rId11"/>
+                          <a:stretch>
+                            <a:fillRect/>
+                          </a:stretch>
+                        </pic:blipFill>
+                        <pic:spPr>
+                          <a:xfrm>
+                            <a:off x="0" y="0"/>
+                            <a:ext cx="2628000" cy="1927200"/>
+                          </a:xfrm>
+                          <a:prstGeom prst="rect"/>
+                        </pic:spPr>
+                      </pic:pic>
+                    </a:graphicData>
+                  </a:graphic>
+                </wp:inline>
+              </w:drawing>
+            </w:r>
+          </w:p>
+          <w:p>
+            <w:pPr>
+              <w:jc w:val="center"/>
+            </w:pPr>
+            <w:r>
+              <w:rPr>
+                <w:rFonts w:ascii="Times New Roman" w:hAnsi="Times New Roman" w:cs="Times New Roman"/>
+                <w:b/>
+                <w:bCs/>
+                <w:highlight w:val="yellow"/>
+                <w:lang w:val="tr-TR"/>
+              </w:rPr>
+              <w:t xml:space="preserve">Shutter id: 2689872167</w:t>
+            </w:r>
+          </w:p>
+          <w:p>
+            <w:pPr>
+              <w:jc w:val="center"/>
+              <w:rPr>
+                <w:rFonts w:ascii="Times New Roman" w:hAnsi="Times New Roman" w:cs="Times New Roman"/>
+                <w:lang w:val="tr-TR"/>
+              </w:rPr>
+            </w:pPr>
+            <w:r>
+              <w:rPr>
+                <w:rFonts w:ascii="Times New Roman" w:hAnsi="Times New Roman" w:cs="Times New Roman"/>
+                <w:b/>
+                <w:bCs/>
+                <w:lang w:val="tr-TR"/>
+              </w:rPr>
+              <w:t xml:space="preserve">Görsel A:</w:t>
+            </w:r>
+            <w:r>
+              <w:rPr>
+                <w:rFonts w:ascii="Times New Roman" w:hAnsi="Times New Roman" w:cs="Times New Roman"/>
+                <w:lang w:val="tr-TR"/>
+              </w:rPr>
+              <w:t xml:space="preserve"> Kar tanesi</w:t>
+            </w:r>
+          </w:p>
+        </w:tc>
+        <w:tc>
+          <w:tcPr>
+            <w:tcW w:w="4500" w:type="dxa"/>
+          </w:tcPr>
+          <w:p>
+            <w:pPr>
+              <w:jc w:val="center"/>
+            </w:pPr>
+            <w:r>
+              <w:drawing>
+                <wp:inline xmlns:a="http://schemas.openxmlformats.org/drawingml/2006/main" xmlns:pic="http://schemas.openxmlformats.org/drawingml/2006/picture">
+                  <wp:extent cx="2628000" cy="1927200"/>
+                  <wp:docPr id="900015" name="Picture 900015"/>
+                  <wp:cNvGraphicFramePr>
+                    <a:graphicFrameLocks noChangeAspect="1"/>
+                  </wp:cNvGraphicFramePr>
+                  <a:graphic>
+                    <a:graphicData uri="http://schemas.openxmlformats.org/drawingml/2006/picture">
+                      <pic:pic>
+                        <pic:nvPicPr>
+                          <pic:cNvPr id="0" name="2691997839_d.jpg"/>
+                          <pic:cNvPicPr/>
+                        </pic:nvPicPr>
+                        <pic:blipFill>
+                          <a:blip r:embed="rId13"/>
+                          <a:stretch>
+                            <a:fillRect/>
+                          </a:stretch>
+                        </pic:blipFill>
+                        <pic:spPr>
+                          <a:xfrm>
+                            <a:off x="0" y="0"/>
+                            <a:ext cx="2628000" cy="1927200"/>
+                          </a:xfrm>
+                          <a:prstGeom prst="rect"/>
+                        </pic:spPr>
+                      </pic:pic>
+                    </a:graphicData>
+                  </a:graphic>
+                </wp:inline>
+              </w:drawing>
+            </w:r>
+          </w:p>
+          <w:p>
+            <w:pPr>
+              <w:jc w:val="center"/>
+            </w:pPr>
+            <w:r>
+              <w:rPr>
+                <w:rFonts w:ascii="Times New Roman" w:hAnsi="Times New Roman" w:cs="Times New Roman"/>
+                <w:b/>
+                <w:bCs/>
+                <w:highlight w:val="yellow"/>
+                <w:lang w:val="tr-TR"/>
+              </w:rPr>
+              <w:t xml:space="preserve">Shutter id: 2691997839</w:t>
+            </w:r>
+          </w:p>
+          <w:p>
+            <w:pPr>
+              <w:jc w:val="center"/>
+              <w:rPr>
+                <w:rFonts w:ascii="Times New Roman" w:hAnsi="Times New Roman" w:cs="Times New Roman"/>
+                <w:lang w:val="tr-TR"/>
+              </w:rPr>
+            </w:pPr>
+            <w:r>
+              <w:rPr>
+                <w:rFonts w:ascii="Times New Roman" w:hAnsi="Times New Roman" w:cs="Times New Roman"/>
+                <w:b/>
+                <w:bCs/>
+                <w:lang w:val="tr-TR"/>
+              </w:rPr>
+              <w:t xml:space="preserve">Görsel B:</w:t>
+            </w:r>
+            <w:r>
+              <w:rPr>
+                <w:rFonts w:ascii="Times New Roman" w:hAnsi="Times New Roman" w:cs="Times New Roman"/>
+                <w:lang w:val="tr-TR"/>
+              </w:rPr>
+              <w:t xml:space="preserve"> Yüzeyi donmuş bir göl</w:t>
+            </w:r>
+          </w:p>
+        </w:tc>
+      </w:tr>
+    </w:tbl>
     <w:p>
       <w:pPr>
         <w:keepNext/>
@@ -5585,7 +5695,7 @@
           <w:rFonts w:ascii="Times New Roman" w:hAnsi="Times New Roman" w:cs="Times New Roman"/>
           <w:lang w:val="tr-TR"/>
         </w:rPr>
-        <w:t xml:space="preserve">Görsel B: BeF</w:t>
+        <w:t xml:space="preserve">Görsel C: BeF</w:t>
       </w:r>
       <w:r>
         <w:rPr>
@@ -5767,7 +5877,7 @@
           <w:rFonts w:ascii="Times New Roman" w:hAnsi="Times New Roman" w:cs="Times New Roman"/>
           <w:lang w:val="tr-TR"/>
         </w:rPr>
-        <w:t xml:space="preserve">VSEPR kuramı organik moleküllerdeki her karbon atomunun çevresindeki geometriye de uygulanabilir. Etandaki her karbon atomu dört elektron grubuna sahip olduğu için düzgün dörtyüzlü, etendeki karbon atomları üç elektron grubuna sahip olduğu için düzlem üçgen geometridedir ve eten molekülünün altı atomu aynı düzlemde bulunur. Etinde ise her karbon atomunun iki elektron grubu bulunduğundan molekülün dört atomu bir doğru üzerindedir (bkz. Sigma ve Pi Bağları konusu, Görsel B).</w:t>
+        <w:t xml:space="preserve">VSEPR kuramı organik moleküllerdeki her karbon atomunun çevresindeki geometriye de uygulanabilir. Etandaki her karbon atomu dört elektron grubuna sahip olduğu için düzgün dörtyüzlü, etendeki karbon atomları üç elektron grubuna sahip olduğu için düzlem üçgen geometridedir ve eten molekülünün altı atomu aynı düzlemde bulunur. Etinde ise her karbon atomunun iki elektron grubu bulunduğundan molekülün dört atomu bir doğru üzerindedir (bkz. Sigma ve Pi Bağları konusu, Görsel C).</w:t>
       </w:r>
     </w:p>
     <w:p>
